--- a/02-K-mean練習題/練習題1-答案A.五個樣本-以word完成K-means分群_直接打在Word上.docx
+++ b/02-K-mean練習題/練習題1-答案A.五個樣本-以word完成K-means分群_直接打在Word上.docx
@@ -14,6 +14,8 @@
           <w:shd w:val="pct15" w:color="auto" w:fill="FFFFFF"/>
         </w:rPr>
       </w:pPr>
+      <w:bookmarkStart w:id="0" w:name="_GoBack"/>
+      <w:bookmarkEnd w:id="0"/>
       <w:r>
         <w:rPr>
           <w:rFonts w:ascii="標楷體" w:eastAsia="標楷體" w:hAnsi="標楷體" w:hint="eastAsia"/>
@@ -54,7 +56,6 @@
         </w:rPr>
         <w:t xml:space="preserve"> </w:t>
       </w:r>
-      <w:proofErr w:type="gramStart"/>
       <w:r>
         <w:rPr>
           <w:rFonts w:ascii="標楷體" w:eastAsia="標楷體" w:hAnsi="標楷體" w:hint="eastAsia"/>
@@ -64,33 +65,8 @@
           <w:szCs w:val="32"/>
           <w:shd w:val="pct15" w:color="auto" w:fill="FFFFFF"/>
         </w:rPr>
-        <w:t>均值</w:t>
-      </w:r>
-      <w:proofErr w:type="gramEnd"/>
-      <w:r>
-        <w:rPr>
-          <w:rFonts w:ascii="標楷體" w:eastAsia="標楷體" w:hAnsi="標楷體" w:hint="eastAsia"/>
-          <w:bCs/>
-          <w:color w:val="0000FF"/>
-          <w:sz w:val="32"/>
-          <w:szCs w:val="32"/>
-          <w:shd w:val="pct15" w:color="auto" w:fill="FFFFFF"/>
-        </w:rPr>
-        <w:t>(K-means)</w:t>
-      </w:r>
-      <w:proofErr w:type="gramStart"/>
-      <w:r>
-        <w:rPr>
-          <w:rFonts w:ascii="標楷體" w:eastAsia="標楷體" w:hAnsi="標楷體" w:hint="eastAsia"/>
-          <w:bCs/>
-          <w:color w:val="0000FF"/>
-          <w:sz w:val="32"/>
-          <w:szCs w:val="32"/>
-          <w:shd w:val="pct15" w:color="auto" w:fill="FFFFFF"/>
-        </w:rPr>
-        <w:t>聚類分析</w:t>
-      </w:r>
-      <w:proofErr w:type="gramEnd"/>
+        <w:t>均值(K-means)聚類分析</w:t>
+      </w:r>
     </w:p>
     <w:p>
       <w:pPr>
@@ -105,6 +81,7 @@
           <w:rFonts w:ascii="標楷體" w:eastAsia="標楷體" w:hAnsi="標楷體"/>
           <w:b/>
           <w:bCs/>
+          <w:noProof/>
         </w:rPr>
         <mc:AlternateContent>
           <mc:Choice Requires="wps">
@@ -173,33 +150,8 @@
                                 <w:kern w:val="24"/>
                                 <w:sz w:val="28"/>
                                 <w:szCs w:val="28"/>
-                                <w:eastAsianLayout w:id="-1715123200"/>
-                              </w:rPr>
-                              <w:t>假設以下五個樣本，試以</w:t>
-                            </w:r>
-                            <w:proofErr w:type="gramStart"/>
-                            <w:r>
-                              <w:rPr>
-                                <w:rFonts w:ascii="Arial" w:eastAsia="標楷體" w:hAnsi="標楷體" w:cstheme="minorBidi" w:hint="eastAsia"/>
-                                <w:color w:val="FFFFFF"/>
-                                <w:kern w:val="24"/>
-                                <w:sz w:val="28"/>
-                                <w:szCs w:val="28"/>
-                                <w:eastAsianLayout w:id="-1715123200"/>
-                              </w:rPr>
-                              <w:t>均值聚類分析聚類</w:t>
-                            </w:r>
-                            <w:proofErr w:type="gramEnd"/>
-                            <w:r>
-                              <w:rPr>
-                                <w:rFonts w:ascii="Arial" w:eastAsia="標楷體" w:hAnsi="標楷體" w:cstheme="minorBidi" w:hint="eastAsia"/>
-                                <w:color w:val="FFFFFF"/>
-                                <w:kern w:val="24"/>
-                                <w:sz w:val="28"/>
-                                <w:szCs w:val="28"/>
-                                <w:eastAsianLayout w:id="-1715123200"/>
-                              </w:rPr>
-                              <w:t>之。</w:t>
+                              </w:rPr>
+                              <w:t>假設以下五個樣本，試以均值聚類分析聚類之。</w:t>
                             </w:r>
                           </w:p>
                         </w:txbxContent>
@@ -277,7 +229,7 @@
     <w:p>
       <w:pPr>
         <w:rPr>
-          <w:rFonts w:ascii="標楷體" w:eastAsia="標楷體" w:hAnsi="標楷體" w:hint="eastAsia"/>
+          <w:rFonts w:ascii="標楷體" w:eastAsia="標楷體" w:hAnsi="標楷體"/>
           <w:b/>
           <w:bCs/>
         </w:rPr>
@@ -314,6 +266,7 @@
           <w:rFonts w:ascii="標楷體" w:eastAsia="標楷體" w:hAnsi="標楷體"/>
           <w:b/>
           <w:bCs/>
+          <w:noProof/>
         </w:rPr>
         <w:drawing>
           <wp:anchor distT="0" distB="0" distL="114300" distR="114300" simplePos="0" relativeHeight="251660288" behindDoc="0" locked="0" layoutInCell="1" allowOverlap="1" wp14:anchorId="799A2BC4" wp14:editId="2A8DFE1B">
@@ -341,7 +294,7 @@
                     </pic:cNvPicPr>
                   </pic:nvPicPr>
                   <pic:blipFill rotWithShape="1">
-                    <a:blip r:embed="rId4">
+                    <a:blip r:embed="rId6">
                       <a:extLst>
                         <a:ext uri="{28A0092B-C50C-407E-A947-70E740481C1C}">
                           <a14:useLocalDpi xmlns:a14="http://schemas.microsoft.com/office/drawing/2010/main" val="0"/>
@@ -382,6 +335,7 @@
           <w:rFonts w:ascii="標楷體" w:eastAsia="標楷體" w:hAnsi="標楷體"/>
           <w:b/>
           <w:bCs/>
+          <w:noProof/>
         </w:rPr>
         <w:drawing>
           <wp:anchor distT="0" distB="0" distL="114300" distR="114300" simplePos="0" relativeHeight="251661312" behindDoc="0" locked="0" layoutInCell="1" allowOverlap="1" wp14:anchorId="2865A0CE" wp14:editId="5DD6B828">
@@ -409,7 +363,7 @@
                     </pic:cNvPicPr>
                   </pic:nvPicPr>
                   <pic:blipFill rotWithShape="1">
-                    <a:blip r:embed="rId4">
+                    <a:blip r:embed="rId6">
                       <a:extLst>
                         <a:ext uri="{28A0092B-C50C-407E-A947-70E740481C1C}">
                           <a14:useLocalDpi xmlns:a14="http://schemas.microsoft.com/office/drawing/2010/main" val="0"/>
@@ -540,6 +494,7 @@
           <w:rFonts w:ascii="標楷體" w:eastAsia="標楷體" w:hAnsi="標楷體"/>
           <w:b/>
           <w:bCs/>
+          <w:noProof/>
         </w:rPr>
         <mc:AlternateContent>
           <mc:Choice Requires="wps">
@@ -602,7 +557,6 @@
                                 <w:szCs w:val="28"/>
                               </w:rPr>
                             </w:pPr>
-                            <w:proofErr w:type="gramStart"/>
                             <w:r>
                               <w:rPr>
                                 <w:rFonts w:ascii="標楷體" w:eastAsia="標楷體" w:hAnsi="標楷體" w:cstheme="minorBidi" w:hint="eastAsia"/>
@@ -610,11 +564,99 @@
                                 <w:kern w:val="24"/>
                                 <w:sz w:val="28"/>
                                 <w:szCs w:val="28"/>
-                                <w:eastAsianLayout w:id="-1715122687"/>
-                              </w:rPr>
-                              <w:t>決定聚類的</w:t>
-                            </w:r>
-                            <w:proofErr w:type="gramEnd"/>
+                              </w:rPr>
+                              <w:t>決定聚類的數目</w:t>
+                            </w:r>
+                            <w:r>
+                              <w:rPr>
+                                <w:rFonts w:ascii="標楷體" w:eastAsia="標楷體" w:hAnsi="標楷體" w:cstheme="minorBidi"/>
+                                <w:color w:val="0000FF"/>
+                                <w:kern w:val="24"/>
+                                <w:sz w:val="28"/>
+                                <w:szCs w:val="28"/>
+                              </w:rPr>
+                              <w:t>k=3</w:t>
+                            </w:r>
+                            <w:r>
+                              <w:rPr>
+                                <w:rFonts w:ascii="標楷體" w:eastAsia="標楷體" w:hAnsi="標楷體" w:cstheme="minorBidi" w:hint="eastAsia"/>
+                                <w:color w:val="FFFFFF"/>
+                                <w:kern w:val="24"/>
+                                <w:sz w:val="28"/>
+                                <w:szCs w:val="28"/>
+                              </w:rPr>
+                              <w:t>，</w:t>
+                            </w:r>
+                            <w:r>
+                              <w:rPr>
+                                <w:rFonts w:ascii="標楷體" w:eastAsia="標楷體" w:hAnsi="標楷體" w:cstheme="minorBidi" w:hint="eastAsia"/>
+                                <w:color w:val="FFFFFF"/>
+                                <w:kern w:val="24"/>
+                                <w:sz w:val="28"/>
+                                <w:szCs w:val="28"/>
+                              </w:rPr>
+                              <w:t>以</w:t>
+                            </w:r>
+                            <w:r>
+                              <w:rPr>
+                                <w:rFonts w:ascii="標楷體" w:eastAsia="標楷體" w:hAnsi="標楷體" w:cstheme="minorBidi" w:hint="eastAsia"/>
+                                <w:color w:val="FF0000"/>
+                                <w:kern w:val="24"/>
+                                <w:sz w:val="28"/>
+                                <w:szCs w:val="28"/>
+                              </w:rPr>
+                              <w:t>隨機</w:t>
+                            </w:r>
+                            <w:r>
+                              <w:rPr>
+                                <w:rFonts w:ascii="標楷體" w:eastAsia="標楷體" w:hAnsi="標楷體" w:cstheme="minorBidi" w:hint="eastAsia"/>
+                                <w:color w:val="FFFFFF"/>
+                                <w:kern w:val="24"/>
+                                <w:sz w:val="28"/>
+                                <w:szCs w:val="28"/>
+                              </w:rPr>
+                              <w:t>的方式將上述五個樣本</w:t>
+                            </w:r>
+                            <w:r>
+                              <w:rPr>
+                                <w:rFonts w:ascii="標楷體" w:eastAsia="標楷體" w:hAnsi="標楷體" w:cstheme="minorBidi" w:hint="eastAsia"/>
+                                <w:color w:val="FFFFFF"/>
+                                <w:kern w:val="24"/>
+                                <w:sz w:val="28"/>
+                                <w:szCs w:val="28"/>
+                              </w:rPr>
+                              <w:t>分為</w:t>
+                            </w:r>
+                            <w:r>
+                              <w:rPr>
+                                <w:rFonts w:ascii="標楷體" w:eastAsia="標楷體" w:hAnsi="標楷體" w:cstheme="minorBidi" w:hint="eastAsia"/>
+                                <w:color w:val="0000FF"/>
+                                <w:kern w:val="24"/>
+                                <w:sz w:val="28"/>
+                                <w:szCs w:val="28"/>
+                              </w:rPr>
+                              <w:t>三</w:t>
+                            </w:r>
+                            <w:r>
+                              <w:rPr>
+                                <w:rFonts w:ascii="標楷體" w:eastAsia="標楷體" w:hAnsi="標楷體" w:cstheme="minorBidi" w:hint="eastAsia"/>
+                                <w:color w:val="FFFFFF"/>
+                                <w:kern w:val="24"/>
+                                <w:sz w:val="28"/>
+                                <w:szCs w:val="28"/>
+                              </w:rPr>
+                              <w:t>群</w:t>
+                            </w:r>
+                            <w:r>
+                              <w:rPr>
+                                <w:rFonts w:ascii="標楷體" w:eastAsia="標楷體" w:hAnsi="標楷體" w:cstheme="minorBidi"/>
+                                <w:color w:val="FFFFFF"/>
+                                <w:kern w:val="24"/>
+                                <w:sz w:val="28"/>
+                                <w:szCs w:val="28"/>
+                              </w:rPr>
+                              <w:t>:</w:t>
+                            </w:r>
                             <w:r>
                               <w:rPr>
                                 <w:rFonts w:ascii="標楷體" w:eastAsia="標楷體" w:hAnsi="標楷體" w:cstheme="minorBidi" w:hint="eastAsia"/>
@@ -622,20 +664,178 @@
                                 <w:kern w:val="24"/>
                                 <w:sz w:val="28"/>
                                 <w:szCs w:val="28"/>
-                                <w:eastAsianLayout w:id="-1715122687"/>
-                              </w:rPr>
-                              <w:t>數目</w:t>
+                              </w:rPr>
+                              <w:t>Ａ、</w:t>
                             </w:r>
                             <w:r>
                               <w:rPr>
                                 <w:rFonts w:ascii="標楷體" w:eastAsia="標楷體" w:hAnsi="標楷體" w:cstheme="minorBidi"/>
-                                <w:color w:val="0000FF"/>
+                                <w:color w:val="FFFFFF" w:themeColor="background1"/>
                                 <w:kern w:val="24"/>
                                 <w:sz w:val="28"/>
                                 <w:szCs w:val="28"/>
-                                <w:eastAsianLayout w:id="-1715122686"/>
-                              </w:rPr>
-                              <w:t>k=3</w:t>
+                              </w:rPr>
+                              <w:t>D</w:t>
+                            </w:r>
+                            <w:r>
+                              <w:rPr>
+                                <w:rFonts w:ascii="標楷體" w:eastAsia="標楷體" w:hAnsi="標楷體" w:cstheme="minorBidi" w:hint="eastAsia"/>
+                                <w:color w:val="FFFFFF" w:themeColor="background1"/>
+                                <w:kern w:val="24"/>
+                                <w:sz w:val="28"/>
+                                <w:szCs w:val="28"/>
+                              </w:rPr>
+                              <w:t>為</w:t>
+                            </w:r>
+                            <w:r>
+                              <w:rPr>
+                                <w:rFonts w:ascii="標楷體" w:eastAsia="標楷體" w:hAnsi="標楷體" w:cstheme="minorBidi" w:hint="eastAsia"/>
+                                <w:color w:val="FFFFFF" w:themeColor="background1"/>
+                                <w:kern w:val="24"/>
+                                <w:sz w:val="28"/>
+                                <w:szCs w:val="28"/>
+                              </w:rPr>
+                              <w:t>聚類</w:t>
+                            </w:r>
+                            <w:r>
+                              <w:rPr>
+                                <w:rFonts w:ascii="標楷體" w:eastAsia="標楷體" w:hAnsi="標楷體" w:cstheme="minorBidi"/>
+                                <w:color w:val="FFFFFF" w:themeColor="background1"/>
+                                <w:kern w:val="24"/>
+                                <w:sz w:val="28"/>
+                                <w:szCs w:val="28"/>
+                              </w:rPr>
+                              <w:t>1</w:t>
+                            </w:r>
+                            <w:r>
+                              <w:rPr>
+                                <w:rFonts w:ascii="標楷體" w:eastAsia="標楷體" w:hAnsi="標楷體" w:cstheme="minorBidi" w:hint="eastAsia"/>
+                                <w:color w:val="FFFFFF" w:themeColor="background1"/>
+                                <w:kern w:val="24"/>
+                                <w:sz w:val="28"/>
+                                <w:szCs w:val="28"/>
+                              </w:rPr>
+                              <w:t>，</w:t>
+                            </w:r>
+                            <w:r>
+                              <w:rPr>
+                                <w:rFonts w:ascii="標楷體" w:eastAsia="標楷體" w:hAnsi="標楷體" w:cstheme="minorBidi" w:hint="eastAsia"/>
+                                <w:color w:val="FFFFFF" w:themeColor="background1"/>
+                                <w:kern w:val="24"/>
+                                <w:sz w:val="28"/>
+                                <w:szCs w:val="28"/>
+                              </w:rPr>
+                              <w:t>B</w:t>
+                            </w:r>
+                            <w:r>
+                              <w:rPr>
+                                <w:rFonts w:ascii="標楷體" w:eastAsia="標楷體" w:hAnsi="標楷體" w:cstheme="minorBidi" w:hint="eastAsia"/>
+                                <w:color w:val="FFFFFF" w:themeColor="background1"/>
+                                <w:kern w:val="24"/>
+                                <w:sz w:val="28"/>
+                                <w:szCs w:val="28"/>
+                              </w:rPr>
+                              <w:t>、</w:t>
+                            </w:r>
+                            <w:r>
+                              <w:rPr>
+                                <w:rFonts w:ascii="標楷體" w:eastAsia="標楷體" w:hAnsi="標楷體" w:cstheme="minorBidi"/>
+                                <w:color w:val="FFFFFF" w:themeColor="background1"/>
+                                <w:kern w:val="24"/>
+                                <w:sz w:val="28"/>
+                                <w:szCs w:val="28"/>
+                              </w:rPr>
+                              <w:t>E</w:t>
+                            </w:r>
+                            <w:r>
+                              <w:rPr>
+                                <w:rFonts w:ascii="標楷體" w:eastAsia="標楷體" w:hAnsi="標楷體" w:cstheme="minorBidi" w:hint="eastAsia"/>
+                                <w:color w:val="FFFFFF" w:themeColor="background1"/>
+                                <w:kern w:val="24"/>
+                                <w:sz w:val="28"/>
+                                <w:szCs w:val="28"/>
+                              </w:rPr>
+                              <w:t>為</w:t>
+                            </w:r>
+                            <w:r>
+                              <w:rPr>
+                                <w:rFonts w:ascii="標楷體" w:eastAsia="標楷體" w:hAnsi="標楷體" w:cstheme="minorBidi" w:hint="eastAsia"/>
+                                <w:color w:val="FFFFFF" w:themeColor="background1"/>
+                                <w:kern w:val="24"/>
+                                <w:sz w:val="28"/>
+                                <w:szCs w:val="28"/>
+                              </w:rPr>
+                              <w:t>聚類</w:t>
+                            </w:r>
+                            <w:r>
+                              <w:rPr>
+                                <w:rFonts w:ascii="標楷體" w:eastAsia="標楷體" w:hAnsi="標楷體" w:cstheme="minorBidi"/>
+                                <w:color w:val="FFFFFF" w:themeColor="background1"/>
+                                <w:kern w:val="24"/>
+                                <w:sz w:val="28"/>
+                                <w:szCs w:val="28"/>
+                              </w:rPr>
+                              <w:t>2</w:t>
+                            </w:r>
+                            <w:r>
+                              <w:rPr>
+                                <w:rFonts w:ascii="標楷體" w:eastAsia="標楷體" w:hAnsi="標楷體" w:cstheme="minorBidi" w:hint="eastAsia"/>
+                                <w:color w:val="FFFFFF" w:themeColor="background1"/>
+                                <w:kern w:val="24"/>
+                                <w:sz w:val="28"/>
+                                <w:szCs w:val="28"/>
+                              </w:rPr>
+                              <w:t>，</w:t>
+                            </w:r>
+                            <w:r>
+                              <w:rPr>
+                                <w:rFonts w:ascii="標楷體" w:eastAsia="標楷體" w:hAnsi="標楷體" w:cstheme="minorBidi" w:hint="eastAsia"/>
+                                <w:color w:val="FFFFFF" w:themeColor="background1"/>
+                                <w:kern w:val="24"/>
+                                <w:sz w:val="28"/>
+                                <w:szCs w:val="28"/>
+                              </w:rPr>
+                              <w:t>C</w:t>
+                            </w:r>
+                            <w:r>
+                              <w:rPr>
+                                <w:rFonts w:ascii="標楷體" w:eastAsia="標楷體" w:hAnsi="標楷體" w:cstheme="minorBidi" w:hint="eastAsia"/>
+                                <w:color w:val="FFFFFF" w:themeColor="background1"/>
+                                <w:kern w:val="24"/>
+                                <w:sz w:val="28"/>
+                                <w:szCs w:val="28"/>
+                              </w:rPr>
+                              <w:t>為</w:t>
+                            </w:r>
+                            <w:r>
+                              <w:rPr>
+                                <w:rFonts w:ascii="標楷體" w:eastAsia="標楷體" w:hAnsi="標楷體" w:cstheme="minorBidi" w:hint="eastAsia"/>
+                                <w:color w:val="FFFFFF" w:themeColor="background1"/>
+                                <w:kern w:val="24"/>
+                                <w:sz w:val="28"/>
+                                <w:szCs w:val="28"/>
+                              </w:rPr>
+                              <w:t>聚</w:t>
+                            </w:r>
+                            <w:r>
+                              <w:rPr>
+                                <w:rFonts w:ascii="標楷體" w:eastAsia="標楷體" w:hAnsi="標楷體" w:cstheme="minorBidi" w:hint="eastAsia"/>
+                                <w:color w:val="FFFFFF" w:themeColor="background1"/>
+                                <w:kern w:val="24"/>
+                                <w:sz w:val="28"/>
+                                <w:szCs w:val="28"/>
+                              </w:rPr>
+                              <w:t>類</w:t>
+                            </w:r>
+                            <w:r>
+                              <w:rPr>
+                                <w:rFonts w:ascii="標楷體" w:eastAsia="標楷體" w:hAnsi="標楷體" w:cstheme="minorBidi"/>
+                                <w:color w:val="FFFFFF" w:themeColor="background1"/>
+                                <w:kern w:val="24"/>
+                                <w:sz w:val="28"/>
+                                <w:szCs w:val="28"/>
+                              </w:rPr>
+                              <w:t>3</w:t>
                             </w:r>
                             <w:r>
                               <w:rPr>
@@ -644,7 +844,6 @@
                                 <w:kern w:val="24"/>
                                 <w:sz w:val="28"/>
                                 <w:szCs w:val="28"/>
-                                <w:eastAsianLayout w:id="-1715122685"/>
                               </w:rPr>
                               <w:t>，</w:t>
                             </w:r>
@@ -655,20 +854,8 @@
                                 <w:kern w:val="24"/>
                                 <w:sz w:val="28"/>
                                 <w:szCs w:val="28"/>
-                                <w:eastAsianLayout w:id="-1715122684"/>
-                              </w:rPr>
-                              <w:t>以</w:t>
-                            </w:r>
-                            <w:r>
-                              <w:rPr>
-                                <w:rFonts w:ascii="標楷體" w:eastAsia="標楷體" w:hAnsi="標楷體" w:cstheme="minorBidi" w:hint="eastAsia"/>
-                                <w:color w:val="FF0000"/>
-                                <w:kern w:val="24"/>
-                                <w:sz w:val="28"/>
-                                <w:szCs w:val="28"/>
-                                <w:eastAsianLayout w:id="-1715122683"/>
-                              </w:rPr>
-                              <w:t>隨機</w:t>
+                              </w:rPr>
+                              <w:t>如下</w:t>
                             </w:r>
                             <w:r>
                               <w:rPr>
@@ -677,42 +864,8 @@
                                 <w:kern w:val="24"/>
                                 <w:sz w:val="28"/>
                                 <w:szCs w:val="28"/>
-                                <w:eastAsianLayout w:id="-1715122682"/>
-                              </w:rPr>
-                              <w:t>的方式將上述五個樣本</w:t>
-                            </w:r>
-                            <w:r>
-                              <w:rPr>
-                                <w:rFonts w:ascii="標楷體" w:eastAsia="標楷體" w:hAnsi="標楷體" w:cstheme="minorBidi" w:hint="eastAsia"/>
-                                <w:color w:val="FFFFFF"/>
-                                <w:kern w:val="24"/>
-                                <w:sz w:val="28"/>
-                                <w:szCs w:val="28"/>
-                                <w:eastAsianLayout w:id="-1715122681"/>
-                              </w:rPr>
-                              <w:t>分為</w:t>
-                            </w:r>
-                            <w:r>
-                              <w:rPr>
-                                <w:rFonts w:ascii="標楷體" w:eastAsia="標楷體" w:hAnsi="標楷體" w:cstheme="minorBidi" w:hint="eastAsia"/>
-                                <w:color w:val="0000FF"/>
-                                <w:kern w:val="24"/>
-                                <w:sz w:val="28"/>
-                                <w:szCs w:val="28"/>
-                                <w:eastAsianLayout w:id="-1715122680"/>
-                              </w:rPr>
-                              <w:t>三</w:t>
-                            </w:r>
-                            <w:r>
-                              <w:rPr>
-                                <w:rFonts w:ascii="標楷體" w:eastAsia="標楷體" w:hAnsi="標楷體" w:cstheme="minorBidi" w:hint="eastAsia"/>
-                                <w:color w:val="FFFFFF"/>
-                                <w:kern w:val="24"/>
-                                <w:sz w:val="28"/>
-                                <w:szCs w:val="28"/>
-                                <w:eastAsianLayout w:id="-1715122679"/>
-                              </w:rPr>
-                              <w:t>群</w:t>
+                              </w:rPr>
+                              <w:t>左表</w:t>
                             </w:r>
                             <w:r>
                               <w:rPr>
@@ -721,269 +874,6 @@
                                 <w:kern w:val="24"/>
                                 <w:sz w:val="28"/>
                                 <w:szCs w:val="28"/>
-                                <w:eastAsianLayout w:id="-1715122678"/>
-                              </w:rPr>
-                              <w:t>:</w:t>
-                            </w:r>
-                            <w:proofErr w:type="gramStart"/>
-                            <w:r>
-                              <w:rPr>
-                                <w:rFonts w:ascii="標楷體" w:eastAsia="標楷體" w:hAnsi="標楷體" w:cstheme="minorBidi" w:hint="eastAsia"/>
-                                <w:color w:val="FFFFFF" w:themeColor="background1"/>
-                                <w:kern w:val="24"/>
-                                <w:sz w:val="28"/>
-                                <w:szCs w:val="28"/>
-                                <w:eastAsianLayout w:id="-1715122677"/>
-                              </w:rPr>
-                              <w:t>Ａ</w:t>
-                            </w:r>
-                            <w:proofErr w:type="gramEnd"/>
-                            <w:r>
-                              <w:rPr>
-                                <w:rFonts w:ascii="標楷體" w:eastAsia="標楷體" w:hAnsi="標楷體" w:cstheme="minorBidi" w:hint="eastAsia"/>
-                                <w:color w:val="FFFFFF" w:themeColor="background1"/>
-                                <w:kern w:val="24"/>
-                                <w:sz w:val="28"/>
-                                <w:szCs w:val="28"/>
-                                <w:eastAsianLayout w:id="-1715122677"/>
-                              </w:rPr>
-                              <w:t>、</w:t>
-                            </w:r>
-                            <w:r>
-                              <w:rPr>
-                                <w:rFonts w:ascii="標楷體" w:eastAsia="標楷體" w:hAnsi="標楷體" w:cstheme="minorBidi"/>
-                                <w:color w:val="FFFFFF" w:themeColor="background1"/>
-                                <w:kern w:val="24"/>
-                                <w:sz w:val="28"/>
-                                <w:szCs w:val="28"/>
-                                <w:eastAsianLayout w:id="-1715122676"/>
-                              </w:rPr>
-                              <w:t>D</w:t>
-                            </w:r>
-                            <w:proofErr w:type="gramStart"/>
-                            <w:r>
-                              <w:rPr>
-                                <w:rFonts w:ascii="標楷體" w:eastAsia="標楷體" w:hAnsi="標楷體" w:cstheme="minorBidi" w:hint="eastAsia"/>
-                                <w:color w:val="FFFFFF" w:themeColor="background1"/>
-                                <w:kern w:val="24"/>
-                                <w:sz w:val="28"/>
-                                <w:szCs w:val="28"/>
-                                <w:eastAsianLayout w:id="-1715122675"/>
-                              </w:rPr>
-                              <w:t>為</w:t>
-                            </w:r>
-                            <w:r>
-                              <w:rPr>
-                                <w:rFonts w:ascii="標楷體" w:eastAsia="標楷體" w:hAnsi="標楷體" w:cstheme="minorBidi" w:hint="eastAsia"/>
-                                <w:color w:val="FFFFFF" w:themeColor="background1"/>
-                                <w:kern w:val="24"/>
-                                <w:sz w:val="28"/>
-                                <w:szCs w:val="28"/>
-                                <w:eastAsianLayout w:id="-1715122674"/>
-                              </w:rPr>
-                              <w:t>聚類</w:t>
-                            </w:r>
-                            <w:proofErr w:type="gramEnd"/>
-                            <w:r>
-                              <w:rPr>
-                                <w:rFonts w:ascii="標楷體" w:eastAsia="標楷體" w:hAnsi="標楷體" w:cstheme="minorBidi"/>
-                                <w:color w:val="FFFFFF" w:themeColor="background1"/>
-                                <w:kern w:val="24"/>
-                                <w:sz w:val="28"/>
-                                <w:szCs w:val="28"/>
-                                <w:eastAsianLayout w:id="-1715122673"/>
-                              </w:rPr>
-                              <w:t>1</w:t>
-                            </w:r>
-                            <w:r>
-                              <w:rPr>
-                                <w:rFonts w:ascii="標楷體" w:eastAsia="標楷體" w:hAnsi="標楷體" w:cstheme="minorBidi" w:hint="eastAsia"/>
-                                <w:color w:val="FFFFFF" w:themeColor="background1"/>
-                                <w:kern w:val="24"/>
-                                <w:sz w:val="28"/>
-                                <w:szCs w:val="28"/>
-                                <w:eastAsianLayout w:id="-1715122672"/>
-                              </w:rPr>
-                              <w:t>，</w:t>
-                            </w:r>
-                            <w:r>
-                              <w:rPr>
-                                <w:rFonts w:ascii="標楷體" w:eastAsia="標楷體" w:hAnsi="標楷體" w:cstheme="minorBidi" w:hint="eastAsia"/>
-                                <w:color w:val="FFFFFF" w:themeColor="background1"/>
-                                <w:kern w:val="24"/>
-                                <w:sz w:val="28"/>
-                                <w:szCs w:val="28"/>
-                              </w:rPr>
-                              <w:t>B</w:t>
-                            </w:r>
-                            <w:r>
-                              <w:rPr>
-                                <w:rFonts w:ascii="標楷體" w:eastAsia="標楷體" w:hAnsi="標楷體" w:cstheme="minorBidi" w:hint="eastAsia"/>
-                                <w:color w:val="FFFFFF" w:themeColor="background1"/>
-                                <w:kern w:val="24"/>
-                                <w:sz w:val="28"/>
-                                <w:szCs w:val="28"/>
-                                <w:eastAsianLayout w:id="-1715122677"/>
-                              </w:rPr>
-                              <w:t>、</w:t>
-                            </w:r>
-                            <w:r>
-                              <w:rPr>
-                                <w:rFonts w:ascii="標楷體" w:eastAsia="標楷體" w:hAnsi="標楷體" w:cstheme="minorBidi"/>
-                                <w:color w:val="FFFFFF" w:themeColor="background1"/>
-                                <w:kern w:val="24"/>
-                                <w:sz w:val="28"/>
-                                <w:szCs w:val="28"/>
-                                <w:eastAsianLayout w:id="-1715122688"/>
-                              </w:rPr>
-                              <w:t>E</w:t>
-                            </w:r>
-                            <w:proofErr w:type="gramStart"/>
-                            <w:r>
-                              <w:rPr>
-                                <w:rFonts w:ascii="標楷體" w:eastAsia="標楷體" w:hAnsi="標楷體" w:cstheme="minorBidi" w:hint="eastAsia"/>
-                                <w:color w:val="FFFFFF" w:themeColor="background1"/>
-                                <w:kern w:val="24"/>
-                                <w:sz w:val="28"/>
-                                <w:szCs w:val="28"/>
-                                <w:eastAsianLayout w:id="-1715122687"/>
-                              </w:rPr>
-                              <w:t>為</w:t>
-                            </w:r>
-                            <w:r>
-                              <w:rPr>
-                                <w:rFonts w:ascii="標楷體" w:eastAsia="標楷體" w:hAnsi="標楷體" w:cstheme="minorBidi" w:hint="eastAsia"/>
-                                <w:color w:val="FFFFFF" w:themeColor="background1"/>
-                                <w:kern w:val="24"/>
-                                <w:sz w:val="28"/>
-                                <w:szCs w:val="28"/>
-                                <w:eastAsianLayout w:id="-1715122686"/>
-                              </w:rPr>
-                              <w:t>聚類</w:t>
-                            </w:r>
-                            <w:proofErr w:type="gramEnd"/>
-                            <w:r>
-                              <w:rPr>
-                                <w:rFonts w:ascii="標楷體" w:eastAsia="標楷體" w:hAnsi="標楷體" w:cstheme="minorBidi"/>
-                                <w:color w:val="FFFFFF" w:themeColor="background1"/>
-                                <w:kern w:val="24"/>
-                                <w:sz w:val="28"/>
-                                <w:szCs w:val="28"/>
-                                <w:eastAsianLayout w:id="-1715122685"/>
-                              </w:rPr>
-                              <w:t>2</w:t>
-                            </w:r>
-                            <w:r>
-                              <w:rPr>
-                                <w:rFonts w:ascii="標楷體" w:eastAsia="標楷體" w:hAnsi="標楷體" w:cstheme="minorBidi" w:hint="eastAsia"/>
-                                <w:color w:val="FFFFFF" w:themeColor="background1"/>
-                                <w:kern w:val="24"/>
-                                <w:sz w:val="28"/>
-                                <w:szCs w:val="28"/>
-                                <w:eastAsianLayout w:id="-1715122684"/>
-                              </w:rPr>
-                              <w:t>，</w:t>
-                            </w:r>
-                            <w:r>
-                              <w:rPr>
-                                <w:rFonts w:ascii="標楷體" w:eastAsia="標楷體" w:hAnsi="標楷體" w:cstheme="minorBidi" w:hint="eastAsia"/>
-                                <w:color w:val="FFFFFF" w:themeColor="background1"/>
-                                <w:kern w:val="24"/>
-                                <w:sz w:val="28"/>
-                                <w:szCs w:val="28"/>
-                                <w:eastAsianLayout w:id="-1715122682"/>
-                              </w:rPr>
-                              <w:t>C</w:t>
-                            </w:r>
-                            <w:proofErr w:type="gramStart"/>
-                            <w:r>
-                              <w:rPr>
-                                <w:rFonts w:ascii="標楷體" w:eastAsia="標楷體" w:hAnsi="標楷體" w:cstheme="minorBidi" w:hint="eastAsia"/>
-                                <w:color w:val="FFFFFF" w:themeColor="background1"/>
-                                <w:kern w:val="24"/>
-                                <w:sz w:val="28"/>
-                                <w:szCs w:val="28"/>
-                                <w:eastAsianLayout w:id="-1715122682"/>
-                              </w:rPr>
-                              <w:t>為</w:t>
-                            </w:r>
-                            <w:r>
-                              <w:rPr>
-                                <w:rFonts w:ascii="標楷體" w:eastAsia="標楷體" w:hAnsi="標楷體" w:cstheme="minorBidi" w:hint="eastAsia"/>
-                                <w:color w:val="FFFFFF" w:themeColor="background1"/>
-                                <w:kern w:val="24"/>
-                                <w:sz w:val="28"/>
-                                <w:szCs w:val="28"/>
-                                <w:eastAsianLayout w:id="-1715122681"/>
-                              </w:rPr>
-                              <w:t>聚</w:t>
-                            </w:r>
-                            <w:r>
-                              <w:rPr>
-                                <w:rFonts w:ascii="標楷體" w:eastAsia="標楷體" w:hAnsi="標楷體" w:cstheme="minorBidi" w:hint="eastAsia"/>
-                                <w:color w:val="FFFFFF" w:themeColor="background1"/>
-                                <w:kern w:val="24"/>
-                                <w:sz w:val="28"/>
-                                <w:szCs w:val="28"/>
-                                <w:eastAsianLayout w:id="-1715122680"/>
-                              </w:rPr>
-                              <w:t>類</w:t>
-                            </w:r>
-                            <w:proofErr w:type="gramEnd"/>
-                            <w:r>
-                              <w:rPr>
-                                <w:rFonts w:ascii="標楷體" w:eastAsia="標楷體" w:hAnsi="標楷體" w:cstheme="minorBidi"/>
-                                <w:color w:val="FFFFFF" w:themeColor="background1"/>
-                                <w:kern w:val="24"/>
-                                <w:sz w:val="28"/>
-                                <w:szCs w:val="28"/>
-                                <w:eastAsianLayout w:id="-1715122679"/>
-                              </w:rPr>
-                              <w:t>3</w:t>
-                            </w:r>
-                            <w:r>
-                              <w:rPr>
-                                <w:rFonts w:ascii="標楷體" w:eastAsia="標楷體" w:hAnsi="標楷體" w:cstheme="minorBidi" w:hint="eastAsia"/>
-                                <w:color w:val="FFFFFF"/>
-                                <w:kern w:val="24"/>
-                                <w:sz w:val="28"/>
-                                <w:szCs w:val="28"/>
-                                <w:eastAsianLayout w:id="-1715122678"/>
-                              </w:rPr>
-                              <w:t>，</w:t>
-                            </w:r>
-                            <w:proofErr w:type="gramStart"/>
-                            <w:r>
-                              <w:rPr>
-                                <w:rFonts w:ascii="標楷體" w:eastAsia="標楷體" w:hAnsi="標楷體" w:cstheme="minorBidi" w:hint="eastAsia"/>
-                                <w:color w:val="FFFFFF"/>
-                                <w:kern w:val="24"/>
-                                <w:sz w:val="28"/>
-                                <w:szCs w:val="28"/>
-                                <w:eastAsianLayout w:id="-1715122677"/>
-                              </w:rPr>
-                              <w:t>如下</w:t>
-                            </w:r>
-                            <w:r>
-                              <w:rPr>
-                                <w:rFonts w:ascii="標楷體" w:eastAsia="標楷體" w:hAnsi="標楷體" w:cstheme="minorBidi" w:hint="eastAsia"/>
-                                <w:color w:val="FFFFFF"/>
-                                <w:kern w:val="24"/>
-                                <w:sz w:val="28"/>
-                                <w:szCs w:val="28"/>
-                                <w:eastAsianLayout w:id="-1715122676"/>
-                              </w:rPr>
-                              <w:t>左表</w:t>
-                            </w:r>
-                            <w:proofErr w:type="gramEnd"/>
-                            <w:r>
-                              <w:rPr>
-                                <w:rFonts w:ascii="標楷體" w:eastAsia="標楷體" w:hAnsi="標楷體" w:cstheme="minorBidi"/>
-                                <w:color w:val="FFFFFF"/>
-                                <w:kern w:val="24"/>
-                                <w:sz w:val="28"/>
-                                <w:szCs w:val="28"/>
-                                <w:eastAsianLayout w:id="-1715122675"/>
                               </w:rPr>
                               <w:t>:</w:t>
                             </w:r>
@@ -1436,7 +1326,7 @@
     <w:p>
       <w:pPr>
         <w:rPr>
-          <w:rFonts w:ascii="標楷體" w:eastAsia="標楷體" w:hAnsi="標楷體" w:hint="eastAsia"/>
+          <w:rFonts w:ascii="標楷體" w:eastAsia="標楷體" w:hAnsi="標楷體"/>
           <w:b/>
           <w:bCs/>
         </w:rPr>
@@ -1455,6 +1345,7 @@
           <w:rFonts w:ascii="標楷體" w:eastAsia="標楷體" w:hAnsi="標楷體"/>
           <w:b/>
           <w:bCs/>
+          <w:noProof/>
         </w:rPr>
         <w:drawing>
           <wp:anchor distT="0" distB="0" distL="114300" distR="114300" simplePos="0" relativeHeight="251667456" behindDoc="0" locked="0" layoutInCell="1" allowOverlap="1" wp14:anchorId="6874C2DB" wp14:editId="62643881">
@@ -1482,7 +1373,7 @@
                     </pic:cNvPicPr>
                   </pic:nvPicPr>
                   <pic:blipFill rotWithShape="1">
-                    <a:blip r:embed="rId5">
+                    <a:blip r:embed="rId7">
                       <a:extLst>
                         <a:ext uri="{28A0092B-C50C-407E-A947-70E740481C1C}">
                           <a14:useLocalDpi xmlns:a14="http://schemas.microsoft.com/office/drawing/2010/main" val="0"/>
@@ -1532,6 +1423,7 @@
           <w:rFonts w:ascii="標楷體" w:eastAsia="標楷體" w:hAnsi="標楷體"/>
           <w:b/>
           <w:bCs/>
+          <w:noProof/>
         </w:rPr>
         <w:drawing>
           <wp:anchor distT="0" distB="0" distL="114300" distR="114300" simplePos="0" relativeHeight="251665408" behindDoc="0" locked="0" layoutInCell="1" allowOverlap="1" wp14:anchorId="294DA172" wp14:editId="22376BBB">
@@ -1559,7 +1451,7 @@
                     </pic:cNvPicPr>
                   </pic:nvPicPr>
                   <pic:blipFill rotWithShape="1">
-                    <a:blip r:embed="rId5">
+                    <a:blip r:embed="rId7">
                       <a:extLst>
                         <a:ext uri="{28A0092B-C50C-407E-A947-70E740481C1C}">
                           <a14:useLocalDpi xmlns:a14="http://schemas.microsoft.com/office/drawing/2010/main" val="0"/>
@@ -1599,7 +1491,7 @@
     <w:p>
       <w:pPr>
         <w:rPr>
-          <w:rFonts w:ascii="標楷體" w:eastAsia="標楷體" w:hAnsi="標楷體" w:hint="eastAsia"/>
+          <w:rFonts w:ascii="標楷體" w:eastAsia="標楷體" w:hAnsi="標楷體"/>
           <w:b/>
           <w:bCs/>
         </w:rPr>
@@ -1626,7 +1518,7 @@
     <w:p>
       <w:pPr>
         <w:rPr>
-          <w:rFonts w:ascii="標楷體" w:eastAsia="標楷體" w:hAnsi="標楷體" w:hint="eastAsia"/>
+          <w:rFonts w:ascii="標楷體" w:eastAsia="標楷體" w:hAnsi="標楷體"/>
           <w:b/>
           <w:bCs/>
         </w:rPr>
@@ -1636,6 +1528,7 @@
           <w:rFonts w:ascii="標楷體" w:eastAsia="標楷體" w:hAnsi="標楷體"/>
           <w:b/>
           <w:bCs/>
+          <w:noProof/>
         </w:rPr>
         <mc:AlternateContent>
           <mc:Choice Requires="wps">
@@ -1755,6 +1648,7 @@
           <w:rFonts w:ascii="標楷體" w:eastAsia="標楷體" w:hAnsi="標楷體"/>
           <w:b/>
           <w:bCs/>
+          <w:noProof/>
         </w:rPr>
         <mc:AlternateContent>
           <mc:Choice Requires="wps">
@@ -1874,6 +1768,7 @@
           <w:rFonts w:ascii="標楷體" w:eastAsia="標楷體" w:hAnsi="標楷體"/>
           <w:b/>
           <w:bCs/>
+          <w:noProof/>
         </w:rPr>
         <mc:AlternateContent>
           <mc:Choice Requires="wps">
@@ -1998,6 +1893,7 @@
           <w:rFonts w:ascii="標楷體" w:eastAsia="標楷體" w:hAnsi="標楷體"/>
           <w:b/>
           <w:bCs/>
+          <w:noProof/>
         </w:rPr>
         <mc:AlternateContent>
           <mc:Choice Requires="wps">
@@ -2122,6 +2018,7 @@
           <w:rFonts w:ascii="標楷體" w:eastAsia="標楷體" w:hAnsi="標楷體"/>
           <w:b/>
           <w:bCs/>
+          <w:noProof/>
         </w:rPr>
         <mc:AlternateContent>
           <mc:Choice Requires="wps">
@@ -2241,6 +2138,7 @@
           <w:rFonts w:ascii="標楷體" w:eastAsia="標楷體" w:hAnsi="標楷體"/>
           <w:b/>
           <w:bCs/>
+          <w:noProof/>
         </w:rPr>
         <mc:AlternateContent>
           <mc:Choice Requires="wps">
@@ -2372,7 +2270,7 @@
     <w:p>
       <w:pPr>
         <w:rPr>
-          <w:rFonts w:ascii="標楷體" w:eastAsia="標楷體" w:hAnsi="標楷體" w:hint="eastAsia"/>
+          <w:rFonts w:ascii="標楷體" w:eastAsia="標楷體" w:hAnsi="標楷體"/>
         </w:rPr>
       </w:pPr>
     </w:p>
@@ -2445,7 +2343,6 @@
           <w:rFonts w:ascii="標楷體" w:eastAsia="標楷體" w:hAnsi="標楷體"/>
         </w:rPr>
       </w:pPr>
-      <w:proofErr w:type="spellStart"/>
       <w:r>
         <w:rPr>
           <w:rFonts w:ascii="標楷體" w:eastAsia="標楷體" w:hAnsi="標楷體" w:hint="eastAsia"/>
@@ -2457,42 +2354,27 @@
         <w:rPr>
           <w:rFonts w:ascii="標楷體" w:eastAsia="標楷體" w:hAnsi="標楷體"/>
         </w:rPr>
-        <w:t>ns</w:t>
-      </w:r>
-      <w:proofErr w:type="spellEnd"/>
-      <w:r>
-        <w:rPr>
-          <w:rFonts w:ascii="標楷體" w:eastAsia="標楷體" w:hAnsi="標楷體"/>
-        </w:rPr>
-        <w:t>:</w:t>
-      </w:r>
-    </w:p>
-    <w:p>
-      <w:pPr>
-        <w:rPr>
-          <w:rFonts w:ascii="標楷體" w:eastAsia="標楷體" w:hAnsi="標楷體"/>
-        </w:rPr>
-      </w:pPr>
-    </w:p>
-    <w:p>
-      <w:pPr>
-        <w:rPr>
-          <w:rFonts w:ascii="標楷體" w:eastAsia="標楷體" w:hAnsi="標楷體"/>
-        </w:rPr>
-      </w:pPr>
-      <w:proofErr w:type="gramStart"/>
-      <w:r>
-        <w:rPr>
-          <w:rFonts w:ascii="標楷體" w:eastAsia="標楷體" w:hAnsi="標楷體"/>
-        </w:rPr>
-        <w:t>A(</w:t>
-      </w:r>
-      <w:proofErr w:type="gramEnd"/>
-      <w:r>
-        <w:rPr>
-          <w:rFonts w:ascii="標楷體" w:eastAsia="標楷體" w:hAnsi="標楷體"/>
-        </w:rPr>
-        <w:t>1, 5) B(2, 5) C(2, 3) D(5, 2) E(4, 1)</w:t>
+        <w:t>ns:</w:t>
+      </w:r>
+    </w:p>
+    <w:p>
+      <w:pPr>
+        <w:rPr>
+          <w:rFonts w:ascii="標楷體" w:eastAsia="標楷體" w:hAnsi="標楷體"/>
+        </w:rPr>
+      </w:pPr>
+    </w:p>
+    <w:p>
+      <w:pPr>
+        <w:rPr>
+          <w:rFonts w:ascii="標楷體" w:eastAsia="標楷體" w:hAnsi="標楷體"/>
+        </w:rPr>
+      </w:pPr>
+      <w:r>
+        <w:rPr>
+          <w:rFonts w:ascii="標楷體" w:eastAsia="標楷體" w:hAnsi="標楷體"/>
+        </w:rPr>
+        <w:t>A(1, 5) B(2, 5) C(2, 3) D(5, 2) E(4, 1)</w:t>
       </w:r>
     </w:p>
     <w:p>
@@ -2556,32 +2438,21 @@
                           <w:p>
                             <w:pPr>
                               <w:jc w:val="center"/>
+                            </w:pPr>
+                            <w:r>
                               <w:rPr>
                                 <w:rFonts w:hint="eastAsia"/>
                               </w:rPr>
-                            </w:pPr>
+                              <w:t>1.</w:t>
+                            </w:r>
                             <w:r>
                               <w:rPr>
                                 <w:rFonts w:hint="eastAsia"/>
                               </w:rPr>
-                              <w:t>1.</w:t>
-                            </w:r>
-                            <w:r>
-                              <w:rPr>
-                                <w:rFonts w:hint="eastAsia"/>
-                              </w:rPr>
                               <w:t>算</w:t>
                             </w:r>
                             <w:r>
-                              <w:t>出</w:t>
-                            </w:r>
-                            <w:proofErr w:type="gramStart"/>
-                            <w:r>
-                              <w:t>每一聚類的</w:t>
-                            </w:r>
-                            <w:proofErr w:type="gramEnd"/>
-                            <w:r>
-                              <w:t>形心</w:t>
+                              <w:t>出每一聚類的形心</w:t>
                             </w:r>
                           </w:p>
                         </w:txbxContent>
@@ -2656,33 +2527,25 @@
     <w:p>
       <w:pPr>
         <w:rPr>
+          <w:rFonts w:ascii="標楷體" w:eastAsia="標楷體" w:hAnsi="標楷體"/>
+        </w:rPr>
+      </w:pPr>
+      <w:r>
+        <w:rPr>
           <w:rFonts w:ascii="標楷體" w:eastAsia="標楷體" w:hAnsi="標楷體" w:hint="eastAsia"/>
         </w:rPr>
-      </w:pPr>
-      <w:proofErr w:type="gramStart"/>
+        <w:t>聚類1有A</w:t>
+      </w:r>
+      <w:r>
+        <w:rPr>
+          <w:rFonts w:ascii="標楷體" w:eastAsia="標楷體" w:hAnsi="標楷體"/>
+        </w:rPr>
+        <w:t>,</w:t>
+      </w:r>
       <w:r>
         <w:rPr>
           <w:rFonts w:ascii="標楷體" w:eastAsia="標楷體" w:hAnsi="標楷體" w:hint="eastAsia"/>
         </w:rPr>
-        <w:t>聚類</w:t>
-      </w:r>
-      <w:proofErr w:type="gramEnd"/>
-      <w:r>
-        <w:rPr>
-          <w:rFonts w:ascii="標楷體" w:eastAsia="標楷體" w:hAnsi="標楷體" w:hint="eastAsia"/>
-        </w:rPr>
-        <w:t>1有A</w:t>
-      </w:r>
-      <w:r>
-        <w:rPr>
-          <w:rFonts w:ascii="標楷體" w:eastAsia="標楷體" w:hAnsi="標楷體"/>
-        </w:rPr>
-        <w:t>,</w:t>
-      </w:r>
-      <w:r>
-        <w:rPr>
-          <w:rFonts w:ascii="標楷體" w:eastAsia="標楷體" w:hAnsi="標楷體" w:hint="eastAsia"/>
-        </w:rPr>
         <w:t>D</w:t>
       </w:r>
     </w:p>
@@ -2696,48 +2559,20 @@
         <w:rPr>
           <w:rFonts w:ascii="標楷體" w:eastAsia="標楷體" w:hAnsi="標楷體"/>
         </w:rPr>
-        <w:t>X1</w:t>
-      </w:r>
-      <w:proofErr w:type="gramStart"/>
-      <w:r>
-        <w:rPr>
-          <w:rFonts w:ascii="標楷體" w:eastAsia="標楷體" w:hAnsi="標楷體"/>
-        </w:rPr>
-        <w:t>=(</w:t>
-      </w:r>
-      <w:proofErr w:type="gramEnd"/>
-      <w:r>
-        <w:rPr>
-          <w:rFonts w:ascii="標楷體" w:eastAsia="標楷體" w:hAnsi="標楷體"/>
-        </w:rPr>
-        <w:t>1+5)/2=3</w:t>
-      </w:r>
-    </w:p>
-    <w:p>
-      <w:pPr>
-        <w:rPr>
-          <w:rFonts w:ascii="標楷體" w:eastAsia="標楷體" w:hAnsi="標楷體"/>
-        </w:rPr>
-      </w:pPr>
-      <w:r>
-        <w:rPr>
-          <w:rFonts w:ascii="標楷體" w:eastAsia="標楷體" w:hAnsi="標楷體"/>
-        </w:rPr>
-        <w:t>X2</w:t>
-      </w:r>
-      <w:proofErr w:type="gramStart"/>
-      <w:r>
-        <w:rPr>
-          <w:rFonts w:ascii="標楷體" w:eastAsia="標楷體" w:hAnsi="標楷體"/>
-        </w:rPr>
-        <w:t>=(</w:t>
-      </w:r>
-      <w:proofErr w:type="gramEnd"/>
-      <w:r>
-        <w:rPr>
-          <w:rFonts w:ascii="標楷體" w:eastAsia="標楷體" w:hAnsi="標楷體"/>
-        </w:rPr>
-        <w:t>5+2)/2=3.5</w:t>
+        <w:t>X1=(1+5)/2=3</w:t>
+      </w:r>
+    </w:p>
+    <w:p>
+      <w:pPr>
+        <w:rPr>
+          <w:rFonts w:ascii="標楷體" w:eastAsia="標楷體" w:hAnsi="標楷體"/>
+        </w:rPr>
+      </w:pPr>
+      <w:r>
+        <w:rPr>
+          <w:rFonts w:ascii="標楷體" w:eastAsia="標楷體" w:hAnsi="標楷體"/>
+        </w:rPr>
+        <w:t>X2=(5+2)/2=3.5</w:t>
       </w:r>
     </w:p>
     <w:p>
@@ -2747,7 +2582,6 @@
           <w:color w:val="FF0000"/>
         </w:rPr>
       </w:pPr>
-      <w:proofErr w:type="gramStart"/>
       <w:r>
         <w:rPr>
           <w:rFonts w:ascii="標楷體" w:eastAsia="標楷體" w:hAnsi="標楷體" w:hint="eastAsia"/>
@@ -2767,185 +2601,115 @@
           <w:rFonts w:ascii="標楷體" w:eastAsia="標楷體" w:hAnsi="標楷體" w:hint="eastAsia"/>
           <w:color w:val="FF0000"/>
         </w:rPr>
-        <w:t>形心</w:t>
-      </w:r>
-      <w:proofErr w:type="gramEnd"/>
+        <w:t>形心:(3, 3.5)</w:t>
+      </w:r>
+    </w:p>
+    <w:p>
+      <w:pPr>
+        <w:rPr>
+          <w:rFonts w:ascii="標楷體" w:eastAsia="標楷體" w:hAnsi="標楷體"/>
+        </w:rPr>
+      </w:pPr>
+    </w:p>
+    <w:p>
+      <w:pPr>
+        <w:rPr>
+          <w:rFonts w:ascii="標楷體" w:eastAsia="標楷體" w:hAnsi="標楷體"/>
+        </w:rPr>
+      </w:pPr>
+      <w:r>
+        <w:rPr>
+          <w:rFonts w:ascii="標楷體" w:eastAsia="標楷體" w:hAnsi="標楷體" w:hint="eastAsia"/>
+        </w:rPr>
+        <w:t>聚類2有BE</w:t>
+      </w:r>
+    </w:p>
+    <w:p>
+      <w:pPr>
+        <w:rPr>
+          <w:rFonts w:ascii="標楷體" w:eastAsia="標楷體" w:hAnsi="標楷體"/>
+        </w:rPr>
+      </w:pPr>
+      <w:r>
+        <w:rPr>
+          <w:rFonts w:ascii="標楷體" w:eastAsia="標楷體" w:hAnsi="標楷體"/>
+        </w:rPr>
+        <w:t>X1=(2+4)/2=3</w:t>
+      </w:r>
+    </w:p>
+    <w:p>
+      <w:pPr>
+        <w:rPr>
+          <w:rFonts w:ascii="標楷體" w:eastAsia="標楷體" w:hAnsi="標楷體"/>
+        </w:rPr>
+      </w:pPr>
+      <w:r>
+        <w:rPr>
+          <w:rFonts w:ascii="標楷體" w:eastAsia="標楷體" w:hAnsi="標楷體"/>
+        </w:rPr>
+        <w:t>X2=(5+1)/2=3</w:t>
+      </w:r>
+    </w:p>
+    <w:p>
+      <w:pPr>
+        <w:rPr>
+          <w:rFonts w:ascii="標楷體" w:eastAsia="標楷體" w:hAnsi="標楷體"/>
+          <w:color w:val="FF0000"/>
+        </w:rPr>
+      </w:pPr>
       <w:r>
         <w:rPr>
           <w:rFonts w:ascii="標楷體" w:eastAsia="標楷體" w:hAnsi="標楷體" w:hint="eastAsia"/>
           <w:color w:val="FF0000"/>
         </w:rPr>
-        <w:t>:(3, 3.5)</w:t>
-      </w:r>
-    </w:p>
-    <w:p>
-      <w:pPr>
-        <w:rPr>
-          <w:rFonts w:ascii="標楷體" w:eastAsia="標楷體" w:hAnsi="標楷體"/>
-        </w:rPr>
-      </w:pPr>
-    </w:p>
-    <w:p>
-      <w:pPr>
+        <w:t>聚類2形心:(3, 3)</w:t>
+      </w:r>
+    </w:p>
+    <w:p>
+      <w:pPr>
+        <w:rPr>
+          <w:rFonts w:ascii="標楷體" w:eastAsia="標楷體" w:hAnsi="標楷體"/>
+        </w:rPr>
+      </w:pPr>
+    </w:p>
+    <w:p>
+      <w:pPr>
+        <w:rPr>
+          <w:rFonts w:ascii="標楷體" w:eastAsia="標楷體" w:hAnsi="標楷體"/>
+        </w:rPr>
+      </w:pPr>
+      <w:r>
         <w:rPr>
           <w:rFonts w:ascii="標楷體" w:eastAsia="標楷體" w:hAnsi="標楷體" w:hint="eastAsia"/>
         </w:rPr>
-      </w:pPr>
-      <w:proofErr w:type="gramStart"/>
+        <w:t>聚類3只有C</w:t>
+      </w:r>
+    </w:p>
+    <w:p>
+      <w:pPr>
+        <w:rPr>
+          <w:rFonts w:ascii="標楷體" w:eastAsia="標楷體" w:hAnsi="標楷體"/>
+        </w:rPr>
+      </w:pPr>
       <w:r>
         <w:rPr>
           <w:rFonts w:ascii="標楷體" w:eastAsia="標楷體" w:hAnsi="標楷體" w:hint="eastAsia"/>
         </w:rPr>
-        <w:t>聚類</w:t>
-      </w:r>
-      <w:proofErr w:type="gramEnd"/>
-      <w:r>
-        <w:rPr>
-          <w:rFonts w:ascii="標楷體" w:eastAsia="標楷體" w:hAnsi="標楷體" w:hint="eastAsia"/>
-        </w:rPr>
-        <w:t>2有BE</w:t>
-      </w:r>
-    </w:p>
-    <w:p>
-      <w:pPr>
-        <w:rPr>
-          <w:rFonts w:ascii="標楷體" w:eastAsia="標楷體" w:hAnsi="標楷體"/>
-        </w:rPr>
-      </w:pPr>
-      <w:r>
-        <w:rPr>
-          <w:rFonts w:ascii="標楷體" w:eastAsia="標楷體" w:hAnsi="標楷體"/>
-        </w:rPr>
-        <w:t>X1</w:t>
-      </w:r>
-      <w:proofErr w:type="gramStart"/>
-      <w:r>
-        <w:rPr>
-          <w:rFonts w:ascii="標楷體" w:eastAsia="標楷體" w:hAnsi="標楷體"/>
-        </w:rPr>
-        <w:t>=(</w:t>
-      </w:r>
-      <w:proofErr w:type="gramEnd"/>
-      <w:r>
-        <w:rPr>
-          <w:rFonts w:ascii="標楷體" w:eastAsia="標楷體" w:hAnsi="標楷體"/>
-        </w:rPr>
-        <w:t>2+4)/2=3</w:t>
-      </w:r>
-    </w:p>
-    <w:p>
-      <w:pPr>
-        <w:rPr>
-          <w:rFonts w:ascii="標楷體" w:eastAsia="標楷體" w:hAnsi="標楷體"/>
-        </w:rPr>
-      </w:pPr>
-      <w:r>
-        <w:rPr>
-          <w:rFonts w:ascii="標楷體" w:eastAsia="標楷體" w:hAnsi="標楷體"/>
-        </w:rPr>
-        <w:t>X2</w:t>
-      </w:r>
-      <w:proofErr w:type="gramStart"/>
-      <w:r>
-        <w:rPr>
-          <w:rFonts w:ascii="標楷體" w:eastAsia="標楷體" w:hAnsi="標楷體"/>
-        </w:rPr>
-        <w:t>=(</w:t>
-      </w:r>
-      <w:proofErr w:type="gramEnd"/>
-      <w:r>
-        <w:rPr>
-          <w:rFonts w:ascii="標楷體" w:eastAsia="標楷體" w:hAnsi="標楷體"/>
-        </w:rPr>
-        <w:t>5+1)/2=3</w:t>
-      </w:r>
-    </w:p>
-    <w:p>
-      <w:pPr>
-        <w:rPr>
-          <w:rFonts w:ascii="標楷體" w:eastAsia="標楷體" w:hAnsi="標楷體"/>
-          <w:color w:val="FF0000"/>
-        </w:rPr>
-      </w:pPr>
-      <w:proofErr w:type="gramStart"/>
+        <w:t>因為C=(2, 3)</w:t>
+      </w:r>
+    </w:p>
+    <w:p>
+      <w:pPr>
+        <w:rPr>
+          <w:rFonts w:ascii="標楷體" w:eastAsia="標楷體" w:hAnsi="標楷體"/>
+        </w:rPr>
+      </w:pPr>
       <w:r>
         <w:rPr>
           <w:rFonts w:ascii="標楷體" w:eastAsia="標楷體" w:hAnsi="標楷體" w:hint="eastAsia"/>
           <w:color w:val="FF0000"/>
         </w:rPr>
-        <w:t>聚類2形心</w:t>
-      </w:r>
-      <w:proofErr w:type="gramEnd"/>
-      <w:r>
-        <w:rPr>
-          <w:rFonts w:ascii="標楷體" w:eastAsia="標楷體" w:hAnsi="標楷體" w:hint="eastAsia"/>
-          <w:color w:val="FF0000"/>
-        </w:rPr>
-        <w:t>:(3, 3)</w:t>
-      </w:r>
-    </w:p>
-    <w:p>
-      <w:pPr>
-        <w:rPr>
-          <w:rFonts w:ascii="標楷體" w:eastAsia="標楷體" w:hAnsi="標楷體"/>
-        </w:rPr>
-      </w:pPr>
-    </w:p>
-    <w:p>
-      <w:pPr>
-        <w:rPr>
-          <w:rFonts w:ascii="標楷體" w:eastAsia="標楷體" w:hAnsi="標楷體" w:hint="eastAsia"/>
-        </w:rPr>
-      </w:pPr>
-      <w:proofErr w:type="gramStart"/>
-      <w:r>
-        <w:rPr>
-          <w:rFonts w:ascii="標楷體" w:eastAsia="標楷體" w:hAnsi="標楷體" w:hint="eastAsia"/>
-        </w:rPr>
-        <w:t>聚類</w:t>
-      </w:r>
-      <w:proofErr w:type="gramEnd"/>
-      <w:r>
-        <w:rPr>
-          <w:rFonts w:ascii="標楷體" w:eastAsia="標楷體" w:hAnsi="標楷體" w:hint="eastAsia"/>
-        </w:rPr>
-        <w:t>3只有C</w:t>
-      </w:r>
-    </w:p>
-    <w:p>
-      <w:pPr>
-        <w:rPr>
-          <w:rFonts w:ascii="標楷體" w:eastAsia="標楷體" w:hAnsi="標楷體" w:hint="eastAsia"/>
-        </w:rPr>
-      </w:pPr>
-      <w:r>
-        <w:rPr>
-          <w:rFonts w:ascii="標楷體" w:eastAsia="標楷體" w:hAnsi="標楷體" w:hint="eastAsia"/>
-        </w:rPr>
-        <w:t>因為C=(2, 3)</w:t>
-      </w:r>
-    </w:p>
-    <w:p>
-      <w:pPr>
-        <w:rPr>
-          <w:rFonts w:ascii="標楷體" w:eastAsia="標楷體" w:hAnsi="標楷體"/>
-        </w:rPr>
-      </w:pPr>
-      <w:proofErr w:type="gramStart"/>
-      <w:r>
-        <w:rPr>
-          <w:rFonts w:ascii="標楷體" w:eastAsia="標楷體" w:hAnsi="標楷體" w:hint="eastAsia"/>
-          <w:color w:val="FF0000"/>
-        </w:rPr>
-        <w:t>聚類3形心</w:t>
-      </w:r>
-      <w:proofErr w:type="gramEnd"/>
-      <w:r>
-        <w:rPr>
-          <w:rFonts w:ascii="標楷體" w:eastAsia="標楷體" w:hAnsi="標楷體" w:hint="eastAsia"/>
-          <w:color w:val="FF0000"/>
-        </w:rPr>
-        <w:t>:(2, 3)</w:t>
+        <w:t>聚類3形心:(2, 3)</w:t>
       </w:r>
     </w:p>
     <w:p>
@@ -3009,55 +2773,47 @@
                           <w:p>
                             <w:pPr>
                               <w:jc w:val="center"/>
+                            </w:pPr>
+                            <w:r>
                               <w:rPr>
                                 <w:rFonts w:hint="eastAsia"/>
                               </w:rPr>
-                            </w:pPr>
+                              <w:t>2.</w:t>
+                            </w:r>
                             <w:r>
                               <w:rPr>
                                 <w:rFonts w:hint="eastAsia"/>
                               </w:rPr>
-                              <w:t>2.</w:t>
+                              <w:t>算</w:t>
+                            </w:r>
+                            <w:r>
+                              <w:t>出每一</w:t>
                             </w:r>
                             <w:r>
                               <w:rPr>
                                 <w:rFonts w:hint="eastAsia"/>
                               </w:rPr>
-                              <w:t>算</w:t>
-                            </w:r>
-                            <w:r>
-                              <w:t>出每一</w:t>
+                              <w:t>樣</w:t>
+                            </w:r>
+                            <w:r>
+                              <w:t>本到</w:t>
+                            </w:r>
+                            <w:r>
+                              <w:t>聚類形心</w:t>
                             </w:r>
                             <w:r>
                               <w:rPr>
                                 <w:rFonts w:hint="eastAsia"/>
                               </w:rPr>
-                              <w:t>樣</w:t>
-                            </w:r>
-                            <w:r>
-                              <w:t>本</w:t>
-                            </w:r>
-                            <w:proofErr w:type="gramStart"/>
-                            <w:r>
-                              <w:t>到</w:t>
-                            </w:r>
-                            <w:r>
-                              <w:t>聚類形心</w:t>
-                            </w:r>
-                            <w:proofErr w:type="gramEnd"/>
+                              <w:t>的</w:t>
+                            </w:r>
+                            <w:r>
+                              <w:t>距離</w:t>
+                            </w:r>
                             <w:r>
                               <w:rPr>
                                 <w:rFonts w:hint="eastAsia"/>
                               </w:rPr>
-                              <w:t>的</w:t>
-                            </w:r>
-                            <w:r>
-                              <w:t>距離</w:t>
-                            </w:r>
-                            <w:r>
-                              <w:rPr>
-                                <w:rFonts w:hint="eastAsia"/>
-                              </w:rPr>
                               <w:t xml:space="preserve"> ; </w:t>
                             </w:r>
                             <w:r>
@@ -3076,13 +2832,7 @@
                               <w:rPr>
                                 <w:rFonts w:ascii="標楷體" w:eastAsia="標楷體" w:hAnsi="標楷體" w:hint="eastAsia"/>
                               </w:rPr>
-                              <w:t>短距離者</w:t>
-                            </w:r>
-                            <w:r>
-                              <w:rPr>
-                                <w:rFonts w:ascii="標楷體" w:eastAsia="標楷體" w:hAnsi="標楷體" w:hint="eastAsia"/>
-                              </w:rPr>
-                              <w:t>為新</w:t>
+                              <w:t>短距離者為新</w:t>
                             </w:r>
                             <w:r>
                               <w:rPr>
@@ -3213,7 +2963,7 @@
     <w:p>
       <w:pPr>
         <w:rPr>
-          <w:rFonts w:ascii="標楷體" w:eastAsia="標楷體" w:hAnsi="標楷體" w:hint="eastAsia"/>
+          <w:rFonts w:ascii="標楷體" w:eastAsia="標楷體" w:hAnsi="標楷體"/>
         </w:rPr>
       </w:pPr>
     </w:p>
@@ -3256,29 +3006,41 @@
                 <w:szCs w:val="24"/>
               </w:rPr>
             </w:pPr>
-            <w:proofErr w:type="gramStart"/>
             <w:r>
               <w:rPr>
                 <w:rFonts w:ascii="標楷體" w:eastAsia="標楷體" w:hAnsi="標楷體" w:hint="eastAsia"/>
                 <w:szCs w:val="24"/>
               </w:rPr>
-              <w:t>與聚類</w:t>
-            </w:r>
-            <w:proofErr w:type="gramEnd"/>
+              <w:t>與聚類1形心</w:t>
+            </w:r>
+          </w:p>
+          <w:p>
+            <w:pPr>
+              <w:jc w:val="center"/>
+              <w:rPr>
+                <w:rFonts w:ascii="標楷體" w:eastAsia="標楷體" w:hAnsi="標楷體"/>
+                <w:sz w:val="22"/>
+              </w:rPr>
+            </w:pPr>
             <w:r>
               <w:rPr>
                 <w:rFonts w:ascii="標楷體" w:eastAsia="標楷體" w:hAnsi="標楷體" w:hint="eastAsia"/>
                 <w:szCs w:val="24"/>
               </w:rPr>
-              <w:t>1形心</w:t>
-            </w:r>
-          </w:p>
-          <w:p>
-            <w:pPr>
-              <w:jc w:val="center"/>
-              <w:rPr>
-                <w:rFonts w:ascii="標楷體" w:eastAsia="標楷體" w:hAnsi="標楷體"/>
-                <w:sz w:val="22"/>
+              <w:t>的距離</w:t>
+            </w:r>
+          </w:p>
+        </w:tc>
+        <w:tc>
+          <w:tcPr>
+            <w:tcW w:w="1701" w:type="dxa"/>
+          </w:tcPr>
+          <w:p>
+            <w:pPr>
+              <w:jc w:val="center"/>
+              <w:rPr>
+                <w:rFonts w:ascii="標楷體" w:eastAsia="標楷體" w:hAnsi="標楷體"/>
+                <w:szCs w:val="24"/>
               </w:rPr>
             </w:pPr>
             <w:r>
@@ -3286,46 +3048,44 @@
                 <w:rFonts w:ascii="標楷體" w:eastAsia="標楷體" w:hAnsi="標楷體" w:hint="eastAsia"/>
                 <w:szCs w:val="24"/>
               </w:rPr>
-              <w:t>的距離</w:t>
-            </w:r>
-          </w:p>
-        </w:tc>
-        <w:tc>
-          <w:tcPr>
-            <w:tcW w:w="1701" w:type="dxa"/>
-          </w:tcPr>
-          <w:p>
-            <w:pPr>
-              <w:jc w:val="center"/>
+              <w:t>與聚類</w:t>
+            </w:r>
+            <w:r>
               <w:rPr>
                 <w:rFonts w:ascii="標楷體" w:eastAsia="標楷體" w:hAnsi="標楷體"/>
                 <w:szCs w:val="24"/>
               </w:rPr>
-            </w:pPr>
-            <w:proofErr w:type="gramStart"/>
+              <w:t>2</w:t>
+            </w:r>
             <w:r>
               <w:rPr>
                 <w:rFonts w:ascii="標楷體" w:eastAsia="標楷體" w:hAnsi="標楷體" w:hint="eastAsia"/>
                 <w:szCs w:val="24"/>
               </w:rPr>
-              <w:t>與聚類</w:t>
-            </w:r>
-            <w:proofErr w:type="gramEnd"/>
-            <w:r>
+              <w:t>形心</w:t>
+            </w:r>
+          </w:p>
+          <w:p>
+            <w:pPr>
+              <w:jc w:val="center"/>
               <w:rPr>
                 <w:rFonts w:ascii="標楷體" w:eastAsia="標楷體" w:hAnsi="標楷體"/>
                 <w:szCs w:val="24"/>
               </w:rPr>
-              <w:t>2</w:t>
-            </w:r>
+            </w:pPr>
             <w:r>
               <w:rPr>
                 <w:rFonts w:ascii="標楷體" w:eastAsia="標楷體" w:hAnsi="標楷體" w:hint="eastAsia"/>
                 <w:szCs w:val="24"/>
               </w:rPr>
-              <w:t>形心</w:t>
-            </w:r>
-          </w:p>
+              <w:t>的距離</w:t>
+            </w:r>
+          </w:p>
+        </w:tc>
+        <w:tc>
+          <w:tcPr>
+            <w:tcW w:w="1701" w:type="dxa"/>
+          </w:tcPr>
           <w:p>
             <w:pPr>
               <w:jc w:val="center"/>
@@ -3339,112 +3099,81 @@
                 <w:rFonts w:ascii="標楷體" w:eastAsia="標楷體" w:hAnsi="標楷體" w:hint="eastAsia"/>
                 <w:szCs w:val="24"/>
               </w:rPr>
-              <w:t>的距離</w:t>
-            </w:r>
-          </w:p>
-        </w:tc>
-        <w:tc>
-          <w:tcPr>
-            <w:tcW w:w="1701" w:type="dxa"/>
-          </w:tcPr>
-          <w:p>
-            <w:pPr>
-              <w:jc w:val="center"/>
+              <w:t>與聚類</w:t>
+            </w:r>
+            <w:r>
               <w:rPr>
                 <w:rFonts w:ascii="標楷體" w:eastAsia="標楷體" w:hAnsi="標楷體"/>
                 <w:szCs w:val="24"/>
               </w:rPr>
-            </w:pPr>
-            <w:proofErr w:type="gramStart"/>
+              <w:t>3</w:t>
+            </w:r>
             <w:r>
               <w:rPr>
                 <w:rFonts w:ascii="標楷體" w:eastAsia="標楷體" w:hAnsi="標楷體" w:hint="eastAsia"/>
                 <w:szCs w:val="24"/>
               </w:rPr>
-              <w:t>與聚類</w:t>
-            </w:r>
-            <w:proofErr w:type="gramEnd"/>
-            <w:r>
+              <w:t>形心</w:t>
+            </w:r>
+          </w:p>
+          <w:p>
+            <w:pPr>
+              <w:jc w:val="center"/>
               <w:rPr>
                 <w:rFonts w:ascii="標楷體" w:eastAsia="標楷體" w:hAnsi="標楷體"/>
                 <w:szCs w:val="24"/>
               </w:rPr>
-              <w:t>3</w:t>
-            </w:r>
+            </w:pPr>
             <w:r>
               <w:rPr>
                 <w:rFonts w:ascii="標楷體" w:eastAsia="標楷體" w:hAnsi="標楷體" w:hint="eastAsia"/>
                 <w:szCs w:val="24"/>
               </w:rPr>
-              <w:t>形心</w:t>
-            </w:r>
-          </w:p>
-          <w:p>
-            <w:pPr>
-              <w:jc w:val="center"/>
-              <w:rPr>
-                <w:rFonts w:ascii="標楷體" w:eastAsia="標楷體" w:hAnsi="標楷體"/>
-                <w:szCs w:val="24"/>
-              </w:rPr>
-            </w:pPr>
+              <w:t>的距離</w:t>
+            </w:r>
+          </w:p>
+        </w:tc>
+        <w:tc>
+          <w:tcPr>
+            <w:tcW w:w="2347" w:type="dxa"/>
+          </w:tcPr>
+          <w:p>
+            <w:pPr>
+              <w:jc w:val="center"/>
+              <w:rPr>
+                <w:rFonts w:ascii="標楷體" w:eastAsia="標楷體" w:hAnsi="標楷體"/>
+              </w:rPr>
+            </w:pPr>
+            <w:r>
+              <w:rPr>
+                <w:rFonts w:ascii="標楷體" w:eastAsia="標楷體" w:hAnsi="標楷體" w:hint="eastAsia"/>
+              </w:rPr>
+              <w:t>取</w:t>
+            </w:r>
+            <w:r>
+              <w:rPr>
+                <w:rFonts w:ascii="標楷體" w:eastAsia="標楷體" w:hAnsi="標楷體"/>
+              </w:rPr>
+              <w:t>-</w:t>
+            </w:r>
+            <w:r>
+              <w:rPr>
+                <w:rFonts w:ascii="標楷體" w:eastAsia="標楷體" w:hAnsi="標楷體" w:hint="eastAsia"/>
+              </w:rPr>
+              <w:t>與</w:t>
+            </w:r>
             <w:r>
               <w:rPr>
                 <w:rFonts w:ascii="標楷體" w:eastAsia="標楷體" w:hAnsi="標楷體" w:hint="eastAsia"/>
                 <w:szCs w:val="24"/>
               </w:rPr>
-              <w:t>的距離</w:t>
-            </w:r>
-          </w:p>
-        </w:tc>
-        <w:tc>
-          <w:tcPr>
-            <w:tcW w:w="2347" w:type="dxa"/>
-          </w:tcPr>
-          <w:p>
-            <w:pPr>
-              <w:jc w:val="center"/>
-              <w:rPr>
-                <w:rFonts w:ascii="標楷體" w:eastAsia="標楷體" w:hAnsi="標楷體"/>
-              </w:rPr>
-            </w:pPr>
+              <w:t>聚類</w:t>
+            </w:r>
             <w:r>
               <w:rPr>
                 <w:rFonts w:ascii="標楷體" w:eastAsia="標楷體" w:hAnsi="標楷體" w:hint="eastAsia"/>
               </w:rPr>
-              <w:t>取</w:t>
-            </w:r>
-            <w:r>
-              <w:rPr>
-                <w:rFonts w:ascii="標楷體" w:eastAsia="標楷體" w:hAnsi="標楷體"/>
-              </w:rPr>
-              <w:t>-</w:t>
-            </w:r>
-            <w:proofErr w:type="gramStart"/>
-            <w:r>
-              <w:rPr>
-                <w:rFonts w:ascii="標楷體" w:eastAsia="標楷體" w:hAnsi="標楷體" w:hint="eastAsia"/>
-              </w:rPr>
-              <w:t>與</w:t>
-            </w:r>
-            <w:r>
-              <w:rPr>
-                <w:rFonts w:ascii="標楷體" w:eastAsia="標楷體" w:hAnsi="標楷體" w:hint="eastAsia"/>
-                <w:szCs w:val="24"/>
-              </w:rPr>
-              <w:t>聚類</w:t>
-            </w:r>
-            <w:r>
-              <w:rPr>
-                <w:rFonts w:ascii="標楷體" w:eastAsia="標楷體" w:hAnsi="標楷體" w:hint="eastAsia"/>
-              </w:rPr>
-              <w:t>形</w:t>
-            </w:r>
-            <w:proofErr w:type="gramEnd"/>
-            <w:r>
-              <w:rPr>
-                <w:rFonts w:ascii="標楷體" w:eastAsia="標楷體" w:hAnsi="標楷體" w:hint="eastAsia"/>
-              </w:rPr>
-              <w:t>心</w:t>
+              <w:t>形心</w:t>
             </w:r>
           </w:p>
           <w:p>
@@ -3977,28 +3706,38 @@
     <w:p>
       <w:pPr>
         <w:rPr>
+          <w:rFonts w:ascii="標楷體" w:eastAsia="標楷體" w:hAnsi="標楷體"/>
+        </w:rPr>
+      </w:pPr>
+      <w:r>
+        <w:rPr>
           <w:rFonts w:ascii="標楷體" w:eastAsia="標楷體" w:hAnsi="標楷體" w:hint="eastAsia"/>
         </w:rPr>
-      </w:pPr>
+        <w:t>所以變成聚類1有B</w:t>
+      </w:r>
+      <w:r>
+        <w:rPr>
+          <w:rFonts w:ascii="標楷體" w:eastAsia="標楷體" w:hAnsi="標楷體"/>
+        </w:rPr>
+        <w:t>,</w:t>
+      </w:r>
       <w:r>
         <w:rPr>
           <w:rFonts w:ascii="標楷體" w:eastAsia="標楷體" w:hAnsi="標楷體" w:hint="eastAsia"/>
         </w:rPr>
-        <w:t>所以</w:t>
-      </w:r>
-      <w:proofErr w:type="gramStart"/>
+        <w:t xml:space="preserve"> 聚類2</w:t>
+      </w:r>
       <w:r>
         <w:rPr>
           <w:rFonts w:ascii="標楷體" w:eastAsia="標楷體" w:hAnsi="標楷體" w:hint="eastAsia"/>
         </w:rPr>
-        <w:t>變成聚類</w:t>
-      </w:r>
-      <w:proofErr w:type="gramEnd"/>
+        <w:t>有</w:t>
+      </w:r>
       <w:r>
         <w:rPr>
           <w:rFonts w:ascii="標楷體" w:eastAsia="標楷體" w:hAnsi="標楷體" w:hint="eastAsia"/>
         </w:rPr>
-        <w:t>1有B</w:t>
+        <w:t>DE</w:t>
       </w:r>
       <w:r>
         <w:rPr>
@@ -4010,70 +3749,18 @@
         <w:rPr>
           <w:rFonts w:ascii="標楷體" w:eastAsia="標楷體" w:hAnsi="標楷體" w:hint="eastAsia"/>
         </w:rPr>
-        <w:t xml:space="preserve"> </w:t>
-      </w:r>
-      <w:proofErr w:type="gramStart"/>
+        <w:t xml:space="preserve"> 聚類3</w:t>
+      </w:r>
       <w:r>
         <w:rPr>
           <w:rFonts w:ascii="標楷體" w:eastAsia="標楷體" w:hAnsi="標楷體" w:hint="eastAsia"/>
         </w:rPr>
-        <w:t>聚類</w:t>
-      </w:r>
-      <w:proofErr w:type="gramEnd"/>
+        <w:t>有</w:t>
+      </w:r>
       <w:r>
         <w:rPr>
           <w:rFonts w:ascii="標楷體" w:eastAsia="標楷體" w:hAnsi="標楷體" w:hint="eastAsia"/>
         </w:rPr>
-        <w:t>2</w:t>
-      </w:r>
-      <w:r>
-        <w:rPr>
-          <w:rFonts w:ascii="標楷體" w:eastAsia="標楷體" w:hAnsi="標楷體" w:hint="eastAsia"/>
-        </w:rPr>
-        <w:t>有</w:t>
-      </w:r>
-      <w:r>
-        <w:rPr>
-          <w:rFonts w:ascii="標楷體" w:eastAsia="標楷體" w:hAnsi="標楷體" w:hint="eastAsia"/>
-        </w:rPr>
-        <w:t>DE</w:t>
-      </w:r>
-      <w:r>
-        <w:rPr>
-          <w:rFonts w:ascii="標楷體" w:eastAsia="標楷體" w:hAnsi="標楷體"/>
-        </w:rPr>
-        <w:t>,</w:t>
-      </w:r>
-      <w:r>
-        <w:rPr>
-          <w:rFonts w:ascii="標楷體" w:eastAsia="標楷體" w:hAnsi="標楷體" w:hint="eastAsia"/>
-        </w:rPr>
-        <w:t xml:space="preserve"> </w:t>
-      </w:r>
-      <w:proofErr w:type="gramStart"/>
-      <w:r>
-        <w:rPr>
-          <w:rFonts w:ascii="標楷體" w:eastAsia="標楷體" w:hAnsi="標楷體" w:hint="eastAsia"/>
-        </w:rPr>
-        <w:t>聚類</w:t>
-      </w:r>
-      <w:proofErr w:type="gramEnd"/>
-      <w:r>
-        <w:rPr>
-          <w:rFonts w:ascii="標楷體" w:eastAsia="標楷體" w:hAnsi="標楷體" w:hint="eastAsia"/>
-        </w:rPr>
-        <w:t>3</w:t>
-      </w:r>
-      <w:r>
-        <w:rPr>
-          <w:rFonts w:ascii="標楷體" w:eastAsia="標楷體" w:hAnsi="標楷體" w:hint="eastAsia"/>
-        </w:rPr>
-        <w:t>有</w:t>
-      </w:r>
-      <w:r>
-        <w:rPr>
-          <w:rFonts w:ascii="標楷體" w:eastAsia="標楷體" w:hAnsi="標楷體" w:hint="eastAsia"/>
-        </w:rPr>
         <w:t>AC</w:t>
       </w:r>
     </w:p>
@@ -4087,7 +3774,7 @@
     <w:p>
       <w:pPr>
         <w:rPr>
-          <w:rFonts w:ascii="標楷體" w:eastAsia="標楷體" w:hAnsi="標楷體" w:hint="eastAsia"/>
+          <w:rFonts w:ascii="標楷體" w:eastAsia="標楷體" w:hAnsi="標楷體"/>
         </w:rPr>
       </w:pPr>
       <w:r>
@@ -4145,9 +3832,6 @@
                           <w:p>
                             <w:pPr>
                               <w:jc w:val="center"/>
-                              <w:rPr>
-                                <w:rFonts w:hint="eastAsia"/>
-                              </w:rPr>
                             </w:pPr>
                             <w:r>
                               <w:rPr>
@@ -4183,15 +3867,7 @@
                               <w:t>算</w:t>
                             </w:r>
                             <w:r>
-                              <w:t>出</w:t>
-                            </w:r>
-                            <w:proofErr w:type="gramStart"/>
-                            <w:r>
-                              <w:t>每一聚類的</w:t>
-                            </w:r>
-                            <w:proofErr w:type="gramEnd"/>
-                            <w:r>
-                              <w:t>形心</w:t>
+                              <w:t>出每一聚類的形心</w:t>
                             </w:r>
                           </w:p>
                         </w:txbxContent>
@@ -4292,7 +3968,6 @@
           <w:color w:val="FF0000"/>
         </w:rPr>
       </w:pPr>
-      <w:proofErr w:type="gramStart"/>
       <w:r>
         <w:rPr>
           <w:rFonts w:ascii="標楷體" w:eastAsia="標楷體" w:hAnsi="標楷體" w:hint="eastAsia"/>
@@ -4312,160 +3987,134 @@
           <w:rFonts w:ascii="標楷體" w:eastAsia="標楷體" w:hAnsi="標楷體" w:hint="eastAsia"/>
           <w:color w:val="FF0000"/>
         </w:rPr>
-        <w:t>形心</w:t>
-      </w:r>
-      <w:proofErr w:type="gramEnd"/>
+        <w:t>形心:(</w:t>
+      </w:r>
+      <w:r>
+        <w:rPr>
+          <w:rFonts w:ascii="標楷體" w:eastAsia="標楷體" w:hAnsi="標楷體"/>
+          <w:color w:val="FF0000"/>
+        </w:rPr>
+        <w:t>2</w:t>
+      </w:r>
       <w:r>
         <w:rPr>
           <w:rFonts w:ascii="標楷體" w:eastAsia="標楷體" w:hAnsi="標楷體" w:hint="eastAsia"/>
           <w:color w:val="FF0000"/>
         </w:rPr>
-        <w:t>:(</w:t>
-      </w:r>
-      <w:r>
+        <w:t>, 5)</w:t>
+      </w:r>
+    </w:p>
+    <w:p>
+      <w:pPr>
         <w:rPr>
           <w:rFonts w:ascii="標楷體" w:eastAsia="標楷體" w:hAnsi="標楷體"/>
           <w:color w:val="FF0000"/>
         </w:rPr>
-        <w:t>2</w:t>
-      </w:r>
+      </w:pPr>
       <w:r>
         <w:rPr>
           <w:rFonts w:ascii="標楷體" w:eastAsia="標楷體" w:hAnsi="標楷體" w:hint="eastAsia"/>
           <w:color w:val="FF0000"/>
         </w:rPr>
-        <w:t>, 5)</w:t>
-      </w:r>
-    </w:p>
-    <w:p>
-      <w:pPr>
+        <w:t>聚類</w:t>
+      </w:r>
+      <w:r>
         <w:rPr>
           <w:rFonts w:ascii="標楷體" w:eastAsia="標楷體" w:hAnsi="標楷體"/>
           <w:color w:val="FF0000"/>
         </w:rPr>
-      </w:pPr>
-      <w:proofErr w:type="gramStart"/>
+        <w:t>2</w:t>
+      </w:r>
       <w:r>
         <w:rPr>
           <w:rFonts w:ascii="標楷體" w:eastAsia="標楷體" w:hAnsi="標楷體" w:hint="eastAsia"/>
           <w:color w:val="FF0000"/>
         </w:rPr>
-        <w:t>聚類</w:t>
+        <w:t>形心:(</w:t>
       </w:r>
       <w:r>
         <w:rPr>
           <w:rFonts w:ascii="標楷體" w:eastAsia="標楷體" w:hAnsi="標楷體"/>
           <w:color w:val="FF0000"/>
         </w:rPr>
-        <w:t>2</w:t>
+        <w:t>4.5</w:t>
       </w:r>
       <w:r>
         <w:rPr>
           <w:rFonts w:ascii="標楷體" w:eastAsia="標楷體" w:hAnsi="標楷體" w:hint="eastAsia"/>
           <w:color w:val="FF0000"/>
         </w:rPr>
-        <w:t>形心</w:t>
-      </w:r>
-      <w:proofErr w:type="gramEnd"/>
+        <w:t xml:space="preserve">, </w:t>
+      </w:r>
+      <w:r>
+        <w:rPr>
+          <w:rFonts w:ascii="標楷體" w:eastAsia="標楷體" w:hAnsi="標楷體"/>
+          <w:color w:val="FF0000"/>
+        </w:rPr>
+        <w:t>1</w:t>
+      </w:r>
       <w:r>
         <w:rPr>
           <w:rFonts w:ascii="標楷體" w:eastAsia="標楷體" w:hAnsi="標楷體" w:hint="eastAsia"/>
           <w:color w:val="FF0000"/>
         </w:rPr>
-        <w:t>:(</w:t>
-      </w:r>
-      <w:r>
+        <w:t>.5)</w:t>
+      </w:r>
+    </w:p>
+    <w:p>
+      <w:pPr>
         <w:rPr>
           <w:rFonts w:ascii="標楷體" w:eastAsia="標楷體" w:hAnsi="標楷體"/>
           <w:color w:val="FF0000"/>
         </w:rPr>
-        <w:t>4.5</w:t>
-      </w:r>
+      </w:pPr>
       <w:r>
         <w:rPr>
           <w:rFonts w:ascii="標楷體" w:eastAsia="標楷體" w:hAnsi="標楷體" w:hint="eastAsia"/>
           <w:color w:val="FF0000"/>
         </w:rPr>
-        <w:t xml:space="preserve">, </w:t>
+        <w:t>聚類</w:t>
       </w:r>
       <w:r>
         <w:rPr>
           <w:rFonts w:ascii="標楷體" w:eastAsia="標楷體" w:hAnsi="標楷體"/>
           <w:color w:val="FF0000"/>
         </w:rPr>
-        <w:t>1</w:t>
+        <w:t>3</w:t>
       </w:r>
       <w:r>
         <w:rPr>
           <w:rFonts w:ascii="標楷體" w:eastAsia="標楷體" w:hAnsi="標楷體" w:hint="eastAsia"/>
           <w:color w:val="FF0000"/>
         </w:rPr>
-        <w:t>.5)</w:t>
-      </w:r>
-    </w:p>
-    <w:p>
-      <w:pPr>
+        <w:t>形心:(</w:t>
+      </w:r>
+      <w:r>
         <w:rPr>
           <w:rFonts w:ascii="標楷體" w:eastAsia="標楷體" w:hAnsi="標楷體"/>
           <w:color w:val="FF0000"/>
         </w:rPr>
-      </w:pPr>
-      <w:proofErr w:type="gramStart"/>
+        <w:t>1.5</w:t>
+      </w:r>
       <w:r>
         <w:rPr>
           <w:rFonts w:ascii="標楷體" w:eastAsia="標楷體" w:hAnsi="標楷體" w:hint="eastAsia"/>
           <w:color w:val="FF0000"/>
         </w:rPr>
-        <w:t>聚類</w:t>
+        <w:t xml:space="preserve">, </w:t>
       </w:r>
       <w:r>
         <w:rPr>
           <w:rFonts w:ascii="標楷體" w:eastAsia="標楷體" w:hAnsi="標楷體"/>
           <w:color w:val="FF0000"/>
         </w:rPr>
-        <w:t>3</w:t>
+        <w:t>4</w:t>
       </w:r>
       <w:r>
         <w:rPr>
           <w:rFonts w:ascii="標楷體" w:eastAsia="標楷體" w:hAnsi="標楷體" w:hint="eastAsia"/>
           <w:color w:val="FF0000"/>
         </w:rPr>
-        <w:t>形心</w:t>
-      </w:r>
-      <w:proofErr w:type="gramEnd"/>
-      <w:r>
-        <w:rPr>
-          <w:rFonts w:ascii="標楷體" w:eastAsia="標楷體" w:hAnsi="標楷體" w:hint="eastAsia"/>
-          <w:color w:val="FF0000"/>
-        </w:rPr>
-        <w:t>:(</w:t>
-      </w:r>
-      <w:r>
-        <w:rPr>
-          <w:rFonts w:ascii="標楷體" w:eastAsia="標楷體" w:hAnsi="標楷體"/>
-          <w:color w:val="FF0000"/>
-        </w:rPr>
-        <w:t>1.5</w:t>
-      </w:r>
-      <w:r>
-        <w:rPr>
-          <w:rFonts w:ascii="標楷體" w:eastAsia="標楷體" w:hAnsi="標楷體" w:hint="eastAsia"/>
-          <w:color w:val="FF0000"/>
-        </w:rPr>
-        <w:t xml:space="preserve">, </w:t>
-      </w:r>
-      <w:r>
-        <w:rPr>
-          <w:rFonts w:ascii="標楷體" w:eastAsia="標楷體" w:hAnsi="標楷體"/>
-          <w:color w:val="FF0000"/>
-        </w:rPr>
-        <w:t>4</w:t>
-      </w:r>
-      <w:r>
-        <w:rPr>
-          <w:rFonts w:ascii="標楷體" w:eastAsia="標楷體" w:hAnsi="標楷體" w:hint="eastAsia"/>
-          <w:color w:val="FF0000"/>
-        </w:rPr>
         <w:t>)</w:t>
       </w:r>
     </w:p>
@@ -4479,7 +4128,7 @@
     <w:p>
       <w:pPr>
         <w:rPr>
-          <w:rFonts w:ascii="標楷體" w:eastAsia="標楷體" w:hAnsi="標楷體" w:hint="eastAsia"/>
+          <w:rFonts w:ascii="標楷體" w:eastAsia="標楷體" w:hAnsi="標楷體"/>
         </w:rPr>
       </w:pPr>
     </w:p>
@@ -4545,9 +4194,6 @@
                           <w:p>
                             <w:pPr>
                               <w:jc w:val="center"/>
-                              <w:rPr>
-                                <w:rFonts w:hint="eastAsia"/>
-                              </w:rPr>
                             </w:pPr>
                             <w:r>
                               <w:rPr>
@@ -4592,13 +4238,8 @@
                               <w:t>樣</w:t>
                             </w:r>
                             <w:r>
-                              <w:t>本</w:t>
-                            </w:r>
-                            <w:proofErr w:type="gramStart"/>
-                            <w:r>
-                              <w:t>到聚類形心</w:t>
-                            </w:r>
-                            <w:proofErr w:type="gramEnd"/>
+                              <w:t>本到聚類形心</w:t>
+                            </w:r>
                             <w:r>
                               <w:rPr>
                                 <w:rFonts w:hint="eastAsia"/>
@@ -4816,29 +4457,41 @@
                 <w:szCs w:val="24"/>
               </w:rPr>
             </w:pPr>
-            <w:proofErr w:type="gramStart"/>
             <w:r>
               <w:rPr>
                 <w:rFonts w:ascii="標楷體" w:eastAsia="標楷體" w:hAnsi="標楷體" w:hint="eastAsia"/>
                 <w:szCs w:val="24"/>
               </w:rPr>
-              <w:t>與聚類</w:t>
-            </w:r>
-            <w:proofErr w:type="gramEnd"/>
+              <w:t>與聚類1形心</w:t>
+            </w:r>
+          </w:p>
+          <w:p>
+            <w:pPr>
+              <w:jc w:val="center"/>
+              <w:rPr>
+                <w:rFonts w:ascii="標楷體" w:eastAsia="標楷體" w:hAnsi="標楷體"/>
+                <w:sz w:val="22"/>
+              </w:rPr>
+            </w:pPr>
             <w:r>
               <w:rPr>
                 <w:rFonts w:ascii="標楷體" w:eastAsia="標楷體" w:hAnsi="標楷體" w:hint="eastAsia"/>
                 <w:szCs w:val="24"/>
               </w:rPr>
-              <w:t>1形心</w:t>
-            </w:r>
-          </w:p>
-          <w:p>
-            <w:pPr>
-              <w:jc w:val="center"/>
-              <w:rPr>
-                <w:rFonts w:ascii="標楷體" w:eastAsia="標楷體" w:hAnsi="標楷體"/>
-                <w:sz w:val="22"/>
+              <w:t>的距離</w:t>
+            </w:r>
+          </w:p>
+        </w:tc>
+        <w:tc>
+          <w:tcPr>
+            <w:tcW w:w="1701" w:type="dxa"/>
+          </w:tcPr>
+          <w:p>
+            <w:pPr>
+              <w:jc w:val="center"/>
+              <w:rPr>
+                <w:rFonts w:ascii="標楷體" w:eastAsia="標楷體" w:hAnsi="標楷體"/>
+                <w:szCs w:val="24"/>
               </w:rPr>
             </w:pPr>
             <w:r>
@@ -4846,46 +4499,44 @@
                 <w:rFonts w:ascii="標楷體" w:eastAsia="標楷體" w:hAnsi="標楷體" w:hint="eastAsia"/>
                 <w:szCs w:val="24"/>
               </w:rPr>
-              <w:t>的距離</w:t>
-            </w:r>
-          </w:p>
-        </w:tc>
-        <w:tc>
-          <w:tcPr>
-            <w:tcW w:w="1701" w:type="dxa"/>
-          </w:tcPr>
-          <w:p>
-            <w:pPr>
-              <w:jc w:val="center"/>
+              <w:t>與聚類</w:t>
+            </w:r>
+            <w:r>
               <w:rPr>
                 <w:rFonts w:ascii="標楷體" w:eastAsia="標楷體" w:hAnsi="標楷體"/>
                 <w:szCs w:val="24"/>
               </w:rPr>
-            </w:pPr>
-            <w:proofErr w:type="gramStart"/>
+              <w:t>2</w:t>
+            </w:r>
             <w:r>
               <w:rPr>
                 <w:rFonts w:ascii="標楷體" w:eastAsia="標楷體" w:hAnsi="標楷體" w:hint="eastAsia"/>
                 <w:szCs w:val="24"/>
               </w:rPr>
-              <w:t>與聚類</w:t>
-            </w:r>
-            <w:proofErr w:type="gramEnd"/>
-            <w:r>
+              <w:t>形心</w:t>
+            </w:r>
+          </w:p>
+          <w:p>
+            <w:pPr>
+              <w:jc w:val="center"/>
               <w:rPr>
                 <w:rFonts w:ascii="標楷體" w:eastAsia="標楷體" w:hAnsi="標楷體"/>
                 <w:szCs w:val="24"/>
               </w:rPr>
-              <w:t>2</w:t>
-            </w:r>
+            </w:pPr>
             <w:r>
               <w:rPr>
                 <w:rFonts w:ascii="標楷體" w:eastAsia="標楷體" w:hAnsi="標楷體" w:hint="eastAsia"/>
                 <w:szCs w:val="24"/>
               </w:rPr>
-              <w:t>形心</w:t>
-            </w:r>
-          </w:p>
+              <w:t>的距離</w:t>
+            </w:r>
+          </w:p>
+        </w:tc>
+        <w:tc>
+          <w:tcPr>
+            <w:tcW w:w="1701" w:type="dxa"/>
+          </w:tcPr>
           <w:p>
             <w:pPr>
               <w:jc w:val="center"/>
@@ -4899,112 +4550,81 @@
                 <w:rFonts w:ascii="標楷體" w:eastAsia="標楷體" w:hAnsi="標楷體" w:hint="eastAsia"/>
                 <w:szCs w:val="24"/>
               </w:rPr>
-              <w:t>的距離</w:t>
-            </w:r>
-          </w:p>
-        </w:tc>
-        <w:tc>
-          <w:tcPr>
-            <w:tcW w:w="1701" w:type="dxa"/>
-          </w:tcPr>
-          <w:p>
-            <w:pPr>
-              <w:jc w:val="center"/>
+              <w:t>與聚類</w:t>
+            </w:r>
+            <w:r>
               <w:rPr>
                 <w:rFonts w:ascii="標楷體" w:eastAsia="標楷體" w:hAnsi="標楷體"/>
                 <w:szCs w:val="24"/>
               </w:rPr>
-            </w:pPr>
-            <w:proofErr w:type="gramStart"/>
+              <w:t>3</w:t>
+            </w:r>
             <w:r>
               <w:rPr>
                 <w:rFonts w:ascii="標楷體" w:eastAsia="標楷體" w:hAnsi="標楷體" w:hint="eastAsia"/>
                 <w:szCs w:val="24"/>
               </w:rPr>
-              <w:t>與聚類</w:t>
-            </w:r>
-            <w:proofErr w:type="gramEnd"/>
-            <w:r>
+              <w:t>形心</w:t>
+            </w:r>
+          </w:p>
+          <w:p>
+            <w:pPr>
+              <w:jc w:val="center"/>
               <w:rPr>
                 <w:rFonts w:ascii="標楷體" w:eastAsia="標楷體" w:hAnsi="標楷體"/>
                 <w:szCs w:val="24"/>
               </w:rPr>
-              <w:t>3</w:t>
-            </w:r>
+            </w:pPr>
             <w:r>
               <w:rPr>
                 <w:rFonts w:ascii="標楷體" w:eastAsia="標楷體" w:hAnsi="標楷體" w:hint="eastAsia"/>
                 <w:szCs w:val="24"/>
               </w:rPr>
-              <w:t>形心</w:t>
-            </w:r>
-          </w:p>
-          <w:p>
-            <w:pPr>
-              <w:jc w:val="center"/>
-              <w:rPr>
-                <w:rFonts w:ascii="標楷體" w:eastAsia="標楷體" w:hAnsi="標楷體"/>
-                <w:szCs w:val="24"/>
-              </w:rPr>
-            </w:pPr>
+              <w:t>的距離</w:t>
+            </w:r>
+          </w:p>
+        </w:tc>
+        <w:tc>
+          <w:tcPr>
+            <w:tcW w:w="2347" w:type="dxa"/>
+          </w:tcPr>
+          <w:p>
+            <w:pPr>
+              <w:jc w:val="center"/>
+              <w:rPr>
+                <w:rFonts w:ascii="標楷體" w:eastAsia="標楷體" w:hAnsi="標楷體"/>
+              </w:rPr>
+            </w:pPr>
+            <w:r>
+              <w:rPr>
+                <w:rFonts w:ascii="標楷體" w:eastAsia="標楷體" w:hAnsi="標楷體" w:hint="eastAsia"/>
+              </w:rPr>
+              <w:t>取</w:t>
+            </w:r>
+            <w:r>
+              <w:rPr>
+                <w:rFonts w:ascii="標楷體" w:eastAsia="標楷體" w:hAnsi="標楷體"/>
+              </w:rPr>
+              <w:t>-</w:t>
+            </w:r>
+            <w:r>
+              <w:rPr>
+                <w:rFonts w:ascii="標楷體" w:eastAsia="標楷體" w:hAnsi="標楷體" w:hint="eastAsia"/>
+              </w:rPr>
+              <w:t>與</w:t>
+            </w:r>
             <w:r>
               <w:rPr>
                 <w:rFonts w:ascii="標楷體" w:eastAsia="標楷體" w:hAnsi="標楷體" w:hint="eastAsia"/>
                 <w:szCs w:val="24"/>
               </w:rPr>
-              <w:t>的距離</w:t>
-            </w:r>
-          </w:p>
-        </w:tc>
-        <w:tc>
-          <w:tcPr>
-            <w:tcW w:w="2347" w:type="dxa"/>
-          </w:tcPr>
-          <w:p>
-            <w:pPr>
-              <w:jc w:val="center"/>
-              <w:rPr>
-                <w:rFonts w:ascii="標楷體" w:eastAsia="標楷體" w:hAnsi="標楷體"/>
-              </w:rPr>
-            </w:pPr>
+              <w:t>聚類</w:t>
+            </w:r>
             <w:r>
               <w:rPr>
                 <w:rFonts w:ascii="標楷體" w:eastAsia="標楷體" w:hAnsi="標楷體" w:hint="eastAsia"/>
               </w:rPr>
-              <w:t>取</w:t>
-            </w:r>
-            <w:r>
-              <w:rPr>
-                <w:rFonts w:ascii="標楷體" w:eastAsia="標楷體" w:hAnsi="標楷體"/>
-              </w:rPr>
-              <w:t>-</w:t>
-            </w:r>
-            <w:proofErr w:type="gramStart"/>
-            <w:r>
-              <w:rPr>
-                <w:rFonts w:ascii="標楷體" w:eastAsia="標楷體" w:hAnsi="標楷體" w:hint="eastAsia"/>
-              </w:rPr>
-              <w:t>與</w:t>
-            </w:r>
-            <w:r>
-              <w:rPr>
-                <w:rFonts w:ascii="標楷體" w:eastAsia="標楷體" w:hAnsi="標楷體" w:hint="eastAsia"/>
-                <w:szCs w:val="24"/>
-              </w:rPr>
-              <w:t>聚類</w:t>
-            </w:r>
-            <w:r>
-              <w:rPr>
-                <w:rFonts w:ascii="標楷體" w:eastAsia="標楷體" w:hAnsi="標楷體" w:hint="eastAsia"/>
-              </w:rPr>
-              <w:t>形</w:t>
-            </w:r>
-            <w:proofErr w:type="gramEnd"/>
-            <w:r>
-              <w:rPr>
-                <w:rFonts w:ascii="標楷體" w:eastAsia="標楷體" w:hAnsi="標楷體" w:hint="eastAsia"/>
-              </w:rPr>
-              <w:t>心</w:t>
+              <w:t>形心</w:t>
             </w:r>
           </w:p>
           <w:p>
@@ -5582,63 +5202,21 @@
     <w:p>
       <w:pPr>
         <w:rPr>
+          <w:rFonts w:ascii="標楷體" w:eastAsia="標楷體" w:hAnsi="標楷體"/>
+        </w:rPr>
+      </w:pPr>
+    </w:p>
+    <w:p>
+      <w:pPr>
+        <w:rPr>
+          <w:rFonts w:ascii="標楷體" w:eastAsia="標楷體" w:hAnsi="標楷體"/>
+        </w:rPr>
+      </w:pPr>
+      <w:r>
+        <w:rPr>
           <w:rFonts w:ascii="標楷體" w:eastAsia="標楷體" w:hAnsi="標楷體" w:hint="eastAsia"/>
         </w:rPr>
-      </w:pPr>
-    </w:p>
-    <w:p>
-      <w:pPr>
-        <w:rPr>
-          <w:rFonts w:ascii="標楷體" w:eastAsia="標楷體" w:hAnsi="標楷體" w:hint="eastAsia"/>
-        </w:rPr>
-      </w:pPr>
-      <w:r>
-        <w:rPr>
-          <w:rFonts w:ascii="標楷體" w:eastAsia="標楷體" w:hAnsi="標楷體" w:hint="eastAsia"/>
-        </w:rPr>
-        <w:t>所以</w:t>
-      </w:r>
-      <w:proofErr w:type="gramStart"/>
-      <w:r>
-        <w:rPr>
-          <w:rFonts w:ascii="標楷體" w:eastAsia="標楷體" w:hAnsi="標楷體" w:hint="eastAsia"/>
-        </w:rPr>
-        <w:t>變成聚類</w:t>
-      </w:r>
-      <w:proofErr w:type="gramEnd"/>
-      <w:r>
-        <w:rPr>
-          <w:rFonts w:ascii="標楷體" w:eastAsia="標楷體" w:hAnsi="標楷體" w:hint="eastAsia"/>
-        </w:rPr>
-        <w:t xml:space="preserve">1有AB </w:t>
-      </w:r>
-      <w:proofErr w:type="gramStart"/>
-      <w:r>
-        <w:rPr>
-          <w:rFonts w:ascii="標楷體" w:eastAsia="標楷體" w:hAnsi="標楷體" w:hint="eastAsia"/>
-        </w:rPr>
-        <w:t>聚類</w:t>
-      </w:r>
-      <w:proofErr w:type="gramEnd"/>
-      <w:r>
-        <w:rPr>
-          <w:rFonts w:ascii="標楷體" w:eastAsia="標楷體" w:hAnsi="標楷體" w:hint="eastAsia"/>
-        </w:rPr>
-        <w:t xml:space="preserve">2有DE </w:t>
-      </w:r>
-      <w:proofErr w:type="gramStart"/>
-      <w:r>
-        <w:rPr>
-          <w:rFonts w:ascii="標楷體" w:eastAsia="標楷體" w:hAnsi="標楷體" w:hint="eastAsia"/>
-        </w:rPr>
-        <w:t>聚類</w:t>
-      </w:r>
-      <w:proofErr w:type="gramEnd"/>
-      <w:r>
-        <w:rPr>
-          <w:rFonts w:ascii="標楷體" w:eastAsia="標楷體" w:hAnsi="標楷體" w:hint="eastAsia"/>
-        </w:rPr>
-        <w:t>3有C</w:t>
+        <w:t>所以變成聚類1有AB 聚類2有DE 聚類3有C</w:t>
       </w:r>
     </w:p>
     <w:p>
@@ -5715,9 +5293,6 @@
                           <w:p>
                             <w:pPr>
                               <w:jc w:val="center"/>
-                              <w:rPr>
-                                <w:rFonts w:hint="eastAsia"/>
-                              </w:rPr>
                             </w:pPr>
                             <w:r>
                               <w:rPr>
@@ -5753,15 +5328,7 @@
                               <w:t>算</w:t>
                             </w:r>
                             <w:r>
-                              <w:t>出</w:t>
-                            </w:r>
-                            <w:proofErr w:type="gramStart"/>
-                            <w:r>
-                              <w:t>每一聚類的</w:t>
-                            </w:r>
-                            <w:proofErr w:type="gramEnd"/>
-                            <w:r>
-                              <w:t>形心</w:t>
+                              <w:t>出每一聚類的形心</w:t>
                             </w:r>
                           </w:p>
                         </w:txbxContent>
@@ -5850,245 +5417,172 @@
     <w:p>
       <w:pPr>
         <w:rPr>
-          <w:rFonts w:ascii="標楷體" w:eastAsia="標楷體" w:hAnsi="標楷體" w:hint="eastAsia"/>
-        </w:rPr>
-      </w:pPr>
-    </w:p>
-    <w:p>
-      <w:pPr>
+          <w:rFonts w:ascii="標楷體" w:eastAsia="標楷體" w:hAnsi="標楷體"/>
+        </w:rPr>
+      </w:pPr>
+    </w:p>
+    <w:p>
+      <w:pPr>
+        <w:rPr>
+          <w:rFonts w:ascii="標楷體" w:eastAsia="標楷體" w:hAnsi="標楷體"/>
+          <w:color w:val="0000FF"/>
+        </w:rPr>
+      </w:pPr>
+      <w:r>
         <w:rPr>
           <w:rFonts w:ascii="標楷體" w:eastAsia="標楷體" w:hAnsi="標楷體" w:hint="eastAsia"/>
           <w:color w:val="0000FF"/>
         </w:rPr>
-      </w:pPr>
-      <w:proofErr w:type="gramStart"/>
+        <w:t xml:space="preserve">聚類1形心: </w:t>
+      </w:r>
       <w:r>
         <w:rPr>
           <w:rFonts w:ascii="標楷體" w:eastAsia="標楷體" w:hAnsi="標楷體" w:hint="eastAsia"/>
           <w:color w:val="0000FF"/>
         </w:rPr>
-        <w:t>聚類1形心</w:t>
-      </w:r>
-      <w:proofErr w:type="gramEnd"/>
+        <w:t>(1.5</w:t>
+      </w:r>
+      <w:r>
+        <w:rPr>
+          <w:rFonts w:ascii="標楷體" w:eastAsia="標楷體" w:hAnsi="標楷體"/>
+          <w:color w:val="0000FF"/>
+        </w:rPr>
+        <w:t>,</w:t>
+      </w:r>
       <w:r>
         <w:rPr>
           <w:rFonts w:ascii="標楷體" w:eastAsia="標楷體" w:hAnsi="標楷體" w:hint="eastAsia"/>
           <w:color w:val="0000FF"/>
         </w:rPr>
-        <w:t>:</w:t>
-      </w:r>
+        <w:t xml:space="preserve"> 5 )</w:t>
+      </w:r>
+    </w:p>
+    <w:p>
+      <w:pPr>
+        <w:rPr>
+          <w:rFonts w:ascii="標楷體" w:eastAsia="標楷體" w:hAnsi="標楷體"/>
+          <w:color w:val="0000FF"/>
+        </w:rPr>
+      </w:pPr>
       <w:r>
         <w:rPr>
           <w:rFonts w:ascii="標楷體" w:eastAsia="標楷體" w:hAnsi="標楷體" w:hint="eastAsia"/>
           <w:color w:val="0000FF"/>
         </w:rPr>
-        <w:t xml:space="preserve"> </w:t>
+        <w:t>聚類</w:t>
+      </w:r>
+      <w:r>
+        <w:rPr>
+          <w:rFonts w:ascii="標楷體" w:eastAsia="標楷體" w:hAnsi="標楷體"/>
+          <w:color w:val="0000FF"/>
+        </w:rPr>
+        <w:t>2</w:t>
       </w:r>
       <w:r>
         <w:rPr>
           <w:rFonts w:ascii="標楷體" w:eastAsia="標楷體" w:hAnsi="標楷體" w:hint="eastAsia"/>
           <w:color w:val="0000FF"/>
         </w:rPr>
-        <w:t>(1.5</w:t>
-      </w:r>
-      <w:r>
-        <w:rPr>
-          <w:rFonts w:ascii="標楷體" w:eastAsia="標楷體" w:hAnsi="標楷體"/>
-          <w:color w:val="0000FF"/>
-        </w:rPr>
-        <w:t>,</w:t>
+        <w:t xml:space="preserve">形心: </w:t>
       </w:r>
       <w:r>
         <w:rPr>
           <w:rFonts w:ascii="標楷體" w:eastAsia="標楷體" w:hAnsi="標楷體" w:hint="eastAsia"/>
           <w:color w:val="0000FF"/>
         </w:rPr>
-        <w:t xml:space="preserve"> </w:t>
-      </w:r>
-      <w:proofErr w:type="gramStart"/>
+        <w:t>(</w:t>
+      </w:r>
+      <w:r>
+        <w:rPr>
+          <w:rFonts w:ascii="標楷體" w:eastAsia="標楷體" w:hAnsi="標楷體"/>
+          <w:color w:val="0000FF"/>
+        </w:rPr>
+        <w:t>4</w:t>
+      </w:r>
       <w:r>
         <w:rPr>
           <w:rFonts w:ascii="標楷體" w:eastAsia="標楷體" w:hAnsi="標楷體" w:hint="eastAsia"/>
           <w:color w:val="0000FF"/>
         </w:rPr>
-        <w:t>5 )</w:t>
-      </w:r>
-      <w:proofErr w:type="gramEnd"/>
-    </w:p>
-    <w:p>
-      <w:pPr>
+        <w:t>.5</w:t>
+      </w:r>
+      <w:r>
+        <w:rPr>
+          <w:rFonts w:ascii="標楷體" w:eastAsia="標楷體" w:hAnsi="標楷體"/>
+          <w:color w:val="0000FF"/>
+        </w:rPr>
+        <w:t>,</w:t>
+      </w:r>
+      <w:r>
         <w:rPr>
           <w:rFonts w:ascii="標楷體" w:eastAsia="標楷體" w:hAnsi="標楷體" w:hint="eastAsia"/>
           <w:color w:val="0000FF"/>
         </w:rPr>
-      </w:pPr>
-      <w:proofErr w:type="gramStart"/>
+        <w:t xml:space="preserve"> </w:t>
+      </w:r>
+      <w:r>
+        <w:rPr>
+          <w:rFonts w:ascii="標楷體" w:eastAsia="標楷體" w:hAnsi="標楷體"/>
+          <w:color w:val="0000FF"/>
+        </w:rPr>
+        <w:t>1</w:t>
+      </w:r>
       <w:r>
         <w:rPr>
           <w:rFonts w:ascii="標楷體" w:eastAsia="標楷體" w:hAnsi="標楷體" w:hint="eastAsia"/>
           <w:color w:val="0000FF"/>
         </w:rPr>
-        <w:t>聚類</w:t>
-      </w:r>
-      <w:r>
+        <w:t>.5)</w:t>
+      </w:r>
+    </w:p>
+    <w:p>
+      <w:pPr>
         <w:rPr>
           <w:rFonts w:ascii="標楷體" w:eastAsia="標楷體" w:hAnsi="標楷體"/>
           <w:color w:val="0000FF"/>
         </w:rPr>
-        <w:t>2</w:t>
-      </w:r>
+      </w:pPr>
       <w:r>
         <w:rPr>
           <w:rFonts w:ascii="標楷體" w:eastAsia="標楷體" w:hAnsi="標楷體" w:hint="eastAsia"/>
           <w:color w:val="0000FF"/>
         </w:rPr>
-        <w:t>形心</w:t>
-      </w:r>
-      <w:proofErr w:type="gramEnd"/>
+        <w:t>聚類</w:t>
+      </w:r>
+      <w:r>
+        <w:rPr>
+          <w:rFonts w:ascii="標楷體" w:eastAsia="標楷體" w:hAnsi="標楷體"/>
+          <w:color w:val="0000FF"/>
+        </w:rPr>
+        <w:t>3</w:t>
+      </w:r>
       <w:r>
         <w:rPr>
           <w:rFonts w:ascii="標楷體" w:eastAsia="標楷體" w:hAnsi="標楷體" w:hint="eastAsia"/>
           <w:color w:val="0000FF"/>
         </w:rPr>
-        <w:t>:</w:t>
+        <w:t xml:space="preserve">形心: </w:t>
       </w:r>
       <w:r>
         <w:rPr>
           <w:rFonts w:ascii="標楷體" w:eastAsia="標楷體" w:hAnsi="標楷體" w:hint="eastAsia"/>
           <w:color w:val="0000FF"/>
         </w:rPr>
-        <w:t xml:space="preserve"> </w:t>
+        <w:t>(2</w:t>
+      </w:r>
+      <w:r>
+        <w:rPr>
+          <w:rFonts w:ascii="標楷體" w:eastAsia="標楷體" w:hAnsi="標楷體"/>
+          <w:color w:val="0000FF"/>
+        </w:rPr>
+        <w:t>,</w:t>
       </w:r>
       <w:r>
         <w:rPr>
           <w:rFonts w:ascii="標楷體" w:eastAsia="標楷體" w:hAnsi="標楷體" w:hint="eastAsia"/>
           <w:color w:val="0000FF"/>
         </w:rPr>
-        <w:t>(</w:t>
-      </w:r>
-      <w:r>
-        <w:rPr>
-          <w:rFonts w:ascii="標楷體" w:eastAsia="標楷體" w:hAnsi="標楷體"/>
-          <w:color w:val="0000FF"/>
-        </w:rPr>
-        <w:t>4</w:t>
-      </w:r>
-      <w:r>
-        <w:rPr>
-          <w:rFonts w:ascii="標楷體" w:eastAsia="標楷體" w:hAnsi="標楷體" w:hint="eastAsia"/>
-          <w:color w:val="0000FF"/>
-        </w:rPr>
-        <w:t>.5</w:t>
-      </w:r>
-      <w:r>
-        <w:rPr>
-          <w:rFonts w:ascii="標楷體" w:eastAsia="標楷體" w:hAnsi="標楷體"/>
-          <w:color w:val="0000FF"/>
-        </w:rPr>
-        <w:t>,</w:t>
-      </w:r>
-      <w:r>
-        <w:rPr>
-          <w:rFonts w:ascii="標楷體" w:eastAsia="標楷體" w:hAnsi="標楷體" w:hint="eastAsia"/>
-          <w:color w:val="0000FF"/>
-        </w:rPr>
-        <w:t xml:space="preserve"> </w:t>
-      </w:r>
-      <w:r>
-        <w:rPr>
-          <w:rFonts w:ascii="標楷體" w:eastAsia="標楷體" w:hAnsi="標楷體"/>
-          <w:color w:val="0000FF"/>
-        </w:rPr>
-        <w:t>1</w:t>
-      </w:r>
-      <w:r>
-        <w:rPr>
-          <w:rFonts w:ascii="標楷體" w:eastAsia="標楷體" w:hAnsi="標楷體" w:hint="eastAsia"/>
-          <w:color w:val="0000FF"/>
-        </w:rPr>
-        <w:t>.5)</w:t>
-      </w:r>
-    </w:p>
-    <w:p>
-      <w:pPr>
-        <w:rPr>
-          <w:rFonts w:ascii="標楷體" w:eastAsia="標楷體" w:hAnsi="標楷體"/>
-          <w:color w:val="0000FF"/>
-        </w:rPr>
-      </w:pPr>
-      <w:proofErr w:type="gramStart"/>
-      <w:r>
-        <w:rPr>
-          <w:rFonts w:ascii="標楷體" w:eastAsia="標楷體" w:hAnsi="標楷體" w:hint="eastAsia"/>
-          <w:color w:val="0000FF"/>
-        </w:rPr>
-        <w:t>聚類</w:t>
-      </w:r>
-      <w:r>
-        <w:rPr>
-          <w:rFonts w:ascii="標楷體" w:eastAsia="標楷體" w:hAnsi="標楷體"/>
-          <w:color w:val="0000FF"/>
-        </w:rPr>
-        <w:t>3</w:t>
-      </w:r>
-      <w:r>
-        <w:rPr>
-          <w:rFonts w:ascii="標楷體" w:eastAsia="標楷體" w:hAnsi="標楷體" w:hint="eastAsia"/>
-          <w:color w:val="0000FF"/>
-        </w:rPr>
-        <w:t>形心</w:t>
-      </w:r>
-      <w:proofErr w:type="gramEnd"/>
-      <w:r>
-        <w:rPr>
-          <w:rFonts w:ascii="標楷體" w:eastAsia="標楷體" w:hAnsi="標楷體" w:hint="eastAsia"/>
-          <w:color w:val="0000FF"/>
-        </w:rPr>
-        <w:t>:</w:t>
-      </w:r>
-      <w:r>
-        <w:rPr>
-          <w:rFonts w:ascii="標楷體" w:eastAsia="標楷體" w:hAnsi="標楷體" w:hint="eastAsia"/>
-          <w:color w:val="0000FF"/>
-        </w:rPr>
-        <w:t xml:space="preserve"> </w:t>
-      </w:r>
-      <w:r>
-        <w:rPr>
-          <w:rFonts w:ascii="標楷體" w:eastAsia="標楷體" w:hAnsi="標楷體" w:hint="eastAsia"/>
-          <w:color w:val="0000FF"/>
-        </w:rPr>
-        <w:t>(</w:t>
-      </w:r>
-      <w:proofErr w:type="gramStart"/>
-      <w:r>
-        <w:rPr>
-          <w:rFonts w:ascii="標楷體" w:eastAsia="標楷體" w:hAnsi="標楷體" w:hint="eastAsia"/>
-          <w:color w:val="0000FF"/>
-        </w:rPr>
-        <w:t>2</w:t>
-      </w:r>
-      <w:r>
-        <w:rPr>
-          <w:rFonts w:ascii="標楷體" w:eastAsia="標楷體" w:hAnsi="標楷體"/>
-          <w:color w:val="0000FF"/>
-        </w:rPr>
-        <w:t>,</w:t>
-      </w:r>
-      <w:r>
-        <w:rPr>
-          <w:rFonts w:ascii="標楷體" w:eastAsia="標楷體" w:hAnsi="標楷體" w:hint="eastAsia"/>
-          <w:color w:val="0000FF"/>
-        </w:rPr>
-        <w:t xml:space="preserve">   </w:t>
-      </w:r>
-      <w:proofErr w:type="gramEnd"/>
-      <w:r>
-        <w:rPr>
-          <w:rFonts w:ascii="標楷體" w:eastAsia="標楷體" w:hAnsi="標楷體" w:hint="eastAsia"/>
-          <w:color w:val="0000FF"/>
-        </w:rPr>
-        <w:t>3)</w:t>
+        <w:t xml:space="preserve">   3)</w:t>
       </w:r>
     </w:p>
     <w:p>
@@ -6159,9 +5653,6 @@
                           <w:p>
                             <w:pPr>
                               <w:jc w:val="center"/>
-                              <w:rPr>
-                                <w:rFonts w:hint="eastAsia"/>
-                              </w:rPr>
                             </w:pPr>
                             <w:r>
                               <w:rPr>
@@ -6206,13 +5697,8 @@
                               <w:t>樣</w:t>
                             </w:r>
                             <w:r>
-                              <w:t>本</w:t>
-                            </w:r>
-                            <w:proofErr w:type="gramStart"/>
-                            <w:r>
-                              <w:t>到聚類形心</w:t>
-                            </w:r>
-                            <w:proofErr w:type="gramEnd"/>
+                              <w:t>本到聚類形心</w:t>
+                            </w:r>
                             <w:r>
                               <w:rPr>
                                 <w:rFonts w:hint="eastAsia"/>
@@ -6430,29 +5916,41 @@
                 <w:szCs w:val="24"/>
               </w:rPr>
             </w:pPr>
-            <w:proofErr w:type="gramStart"/>
             <w:r>
               <w:rPr>
                 <w:rFonts w:ascii="標楷體" w:eastAsia="標楷體" w:hAnsi="標楷體" w:hint="eastAsia"/>
                 <w:szCs w:val="24"/>
               </w:rPr>
-              <w:t>與聚類</w:t>
-            </w:r>
-            <w:proofErr w:type="gramEnd"/>
+              <w:t>與聚類1形心</w:t>
+            </w:r>
+          </w:p>
+          <w:p>
+            <w:pPr>
+              <w:jc w:val="center"/>
+              <w:rPr>
+                <w:rFonts w:ascii="標楷體" w:eastAsia="標楷體" w:hAnsi="標楷體"/>
+                <w:sz w:val="22"/>
+              </w:rPr>
+            </w:pPr>
             <w:r>
               <w:rPr>
                 <w:rFonts w:ascii="標楷體" w:eastAsia="標楷體" w:hAnsi="標楷體" w:hint="eastAsia"/>
                 <w:szCs w:val="24"/>
               </w:rPr>
-              <w:t>1形心</w:t>
-            </w:r>
-          </w:p>
-          <w:p>
-            <w:pPr>
-              <w:jc w:val="center"/>
-              <w:rPr>
-                <w:rFonts w:ascii="標楷體" w:eastAsia="標楷體" w:hAnsi="標楷體"/>
-                <w:sz w:val="22"/>
+              <w:t>的距離</w:t>
+            </w:r>
+          </w:p>
+        </w:tc>
+        <w:tc>
+          <w:tcPr>
+            <w:tcW w:w="1701" w:type="dxa"/>
+          </w:tcPr>
+          <w:p>
+            <w:pPr>
+              <w:jc w:val="center"/>
+              <w:rPr>
+                <w:rFonts w:ascii="標楷體" w:eastAsia="標楷體" w:hAnsi="標楷體"/>
+                <w:szCs w:val="24"/>
               </w:rPr>
             </w:pPr>
             <w:r>
@@ -6460,46 +5958,44 @@
                 <w:rFonts w:ascii="標楷體" w:eastAsia="標楷體" w:hAnsi="標楷體" w:hint="eastAsia"/>
                 <w:szCs w:val="24"/>
               </w:rPr>
-              <w:t>的距離</w:t>
-            </w:r>
-          </w:p>
-        </w:tc>
-        <w:tc>
-          <w:tcPr>
-            <w:tcW w:w="1701" w:type="dxa"/>
-          </w:tcPr>
-          <w:p>
-            <w:pPr>
-              <w:jc w:val="center"/>
+              <w:t>與聚類</w:t>
+            </w:r>
+            <w:r>
               <w:rPr>
                 <w:rFonts w:ascii="標楷體" w:eastAsia="標楷體" w:hAnsi="標楷體"/>
                 <w:szCs w:val="24"/>
               </w:rPr>
-            </w:pPr>
-            <w:proofErr w:type="gramStart"/>
+              <w:t>2</w:t>
+            </w:r>
             <w:r>
               <w:rPr>
                 <w:rFonts w:ascii="標楷體" w:eastAsia="標楷體" w:hAnsi="標楷體" w:hint="eastAsia"/>
                 <w:szCs w:val="24"/>
               </w:rPr>
-              <w:t>與聚類</w:t>
-            </w:r>
-            <w:proofErr w:type="gramEnd"/>
-            <w:r>
+              <w:t>形心</w:t>
+            </w:r>
+          </w:p>
+          <w:p>
+            <w:pPr>
+              <w:jc w:val="center"/>
               <w:rPr>
                 <w:rFonts w:ascii="標楷體" w:eastAsia="標楷體" w:hAnsi="標楷體"/>
                 <w:szCs w:val="24"/>
               </w:rPr>
-              <w:t>2</w:t>
-            </w:r>
+            </w:pPr>
             <w:r>
               <w:rPr>
                 <w:rFonts w:ascii="標楷體" w:eastAsia="標楷體" w:hAnsi="標楷體" w:hint="eastAsia"/>
                 <w:szCs w:val="24"/>
               </w:rPr>
-              <w:t>形心</w:t>
-            </w:r>
-          </w:p>
+              <w:t>的距離</w:t>
+            </w:r>
+          </w:p>
+        </w:tc>
+        <w:tc>
+          <w:tcPr>
+            <w:tcW w:w="1701" w:type="dxa"/>
+          </w:tcPr>
           <w:p>
             <w:pPr>
               <w:jc w:val="center"/>
@@ -6513,112 +6009,81 @@
                 <w:rFonts w:ascii="標楷體" w:eastAsia="標楷體" w:hAnsi="標楷體" w:hint="eastAsia"/>
                 <w:szCs w:val="24"/>
               </w:rPr>
-              <w:t>的距離</w:t>
-            </w:r>
-          </w:p>
-        </w:tc>
-        <w:tc>
-          <w:tcPr>
-            <w:tcW w:w="1701" w:type="dxa"/>
-          </w:tcPr>
-          <w:p>
-            <w:pPr>
-              <w:jc w:val="center"/>
+              <w:t>與聚類</w:t>
+            </w:r>
+            <w:r>
               <w:rPr>
                 <w:rFonts w:ascii="標楷體" w:eastAsia="標楷體" w:hAnsi="標楷體"/>
                 <w:szCs w:val="24"/>
               </w:rPr>
-            </w:pPr>
-            <w:proofErr w:type="gramStart"/>
+              <w:t>3</w:t>
+            </w:r>
             <w:r>
               <w:rPr>
                 <w:rFonts w:ascii="標楷體" w:eastAsia="標楷體" w:hAnsi="標楷體" w:hint="eastAsia"/>
                 <w:szCs w:val="24"/>
               </w:rPr>
-              <w:t>與聚類</w:t>
-            </w:r>
-            <w:proofErr w:type="gramEnd"/>
-            <w:r>
+              <w:t>形心</w:t>
+            </w:r>
+          </w:p>
+          <w:p>
+            <w:pPr>
+              <w:jc w:val="center"/>
               <w:rPr>
                 <w:rFonts w:ascii="標楷體" w:eastAsia="標楷體" w:hAnsi="標楷體"/>
                 <w:szCs w:val="24"/>
               </w:rPr>
-              <w:t>3</w:t>
-            </w:r>
+            </w:pPr>
             <w:r>
               <w:rPr>
                 <w:rFonts w:ascii="標楷體" w:eastAsia="標楷體" w:hAnsi="標楷體" w:hint="eastAsia"/>
                 <w:szCs w:val="24"/>
               </w:rPr>
-              <w:t>形心</w:t>
-            </w:r>
-          </w:p>
-          <w:p>
-            <w:pPr>
-              <w:jc w:val="center"/>
-              <w:rPr>
-                <w:rFonts w:ascii="標楷體" w:eastAsia="標楷體" w:hAnsi="標楷體"/>
-                <w:szCs w:val="24"/>
-              </w:rPr>
-            </w:pPr>
+              <w:t>的距離</w:t>
+            </w:r>
+          </w:p>
+        </w:tc>
+        <w:tc>
+          <w:tcPr>
+            <w:tcW w:w="2347" w:type="dxa"/>
+          </w:tcPr>
+          <w:p>
+            <w:pPr>
+              <w:jc w:val="center"/>
+              <w:rPr>
+                <w:rFonts w:ascii="標楷體" w:eastAsia="標楷體" w:hAnsi="標楷體"/>
+              </w:rPr>
+            </w:pPr>
+            <w:r>
+              <w:rPr>
+                <w:rFonts w:ascii="標楷體" w:eastAsia="標楷體" w:hAnsi="標楷體" w:hint="eastAsia"/>
+              </w:rPr>
+              <w:t>取</w:t>
+            </w:r>
+            <w:r>
+              <w:rPr>
+                <w:rFonts w:ascii="標楷體" w:eastAsia="標楷體" w:hAnsi="標楷體"/>
+              </w:rPr>
+              <w:t>-</w:t>
+            </w:r>
+            <w:r>
+              <w:rPr>
+                <w:rFonts w:ascii="標楷體" w:eastAsia="標楷體" w:hAnsi="標楷體" w:hint="eastAsia"/>
+              </w:rPr>
+              <w:t>與</w:t>
+            </w:r>
             <w:r>
               <w:rPr>
                 <w:rFonts w:ascii="標楷體" w:eastAsia="標楷體" w:hAnsi="標楷體" w:hint="eastAsia"/>
                 <w:szCs w:val="24"/>
               </w:rPr>
-              <w:t>的距離</w:t>
-            </w:r>
-          </w:p>
-        </w:tc>
-        <w:tc>
-          <w:tcPr>
-            <w:tcW w:w="2347" w:type="dxa"/>
-          </w:tcPr>
-          <w:p>
-            <w:pPr>
-              <w:jc w:val="center"/>
-              <w:rPr>
-                <w:rFonts w:ascii="標楷體" w:eastAsia="標楷體" w:hAnsi="標楷體"/>
-              </w:rPr>
-            </w:pPr>
+              <w:t>聚類</w:t>
+            </w:r>
             <w:r>
               <w:rPr>
                 <w:rFonts w:ascii="標楷體" w:eastAsia="標楷體" w:hAnsi="標楷體" w:hint="eastAsia"/>
               </w:rPr>
-              <w:t>取</w:t>
-            </w:r>
-            <w:r>
-              <w:rPr>
-                <w:rFonts w:ascii="標楷體" w:eastAsia="標楷體" w:hAnsi="標楷體"/>
-              </w:rPr>
-              <w:t>-</w:t>
-            </w:r>
-            <w:proofErr w:type="gramStart"/>
-            <w:r>
-              <w:rPr>
-                <w:rFonts w:ascii="標楷體" w:eastAsia="標楷體" w:hAnsi="標楷體" w:hint="eastAsia"/>
-              </w:rPr>
-              <w:t>與</w:t>
-            </w:r>
-            <w:r>
-              <w:rPr>
-                <w:rFonts w:ascii="標楷體" w:eastAsia="標楷體" w:hAnsi="標楷體" w:hint="eastAsia"/>
-                <w:szCs w:val="24"/>
-              </w:rPr>
-              <w:t>聚類</w:t>
-            </w:r>
-            <w:r>
-              <w:rPr>
-                <w:rFonts w:ascii="標楷體" w:eastAsia="標楷體" w:hAnsi="標楷體" w:hint="eastAsia"/>
-              </w:rPr>
-              <w:t>形</w:t>
-            </w:r>
-            <w:proofErr w:type="gramEnd"/>
-            <w:r>
-              <w:rPr>
-                <w:rFonts w:ascii="標楷體" w:eastAsia="標楷體" w:hAnsi="標楷體" w:hint="eastAsia"/>
-              </w:rPr>
-              <w:t>心</w:t>
+              <w:t>形心</w:t>
             </w:r>
           </w:p>
           <w:p>
@@ -6957,13 +6422,7 @@
               <w:rPr>
                 <w:rFonts w:ascii="標楷體" w:eastAsia="標楷體" w:hAnsi="標楷體"/>
               </w:rPr>
-              <w:t>4.</w:t>
-            </w:r>
-            <w:r>
-              <w:rPr>
-                <w:rFonts w:ascii="標楷體" w:eastAsia="標楷體" w:hAnsi="標楷體"/>
-              </w:rPr>
-              <w:t>6</w:t>
+              <w:t>4.6</w:t>
             </w:r>
             <w:r>
               <w:rPr>
@@ -7150,128 +6609,84 @@
         <w:rPr>
           <w:rFonts w:ascii="標楷體" w:eastAsia="標楷體" w:hAnsi="標楷體" w:hint="eastAsia"/>
         </w:rPr>
-        <w:t>所以</w:t>
-      </w:r>
-      <w:proofErr w:type="gramStart"/>
+        <w:t>所以變成聚類1有AB 聚類2有DE 聚類3有C</w:t>
+      </w:r>
+    </w:p>
+    <w:p>
+      <w:pPr>
+        <w:rPr>
+          <w:rFonts w:ascii="標楷體" w:eastAsia="標楷體" w:hAnsi="標楷體"/>
+          <w:color w:val="0000FF"/>
+        </w:rPr>
+      </w:pPr>
       <w:r>
         <w:rPr>
           <w:rFonts w:ascii="標楷體" w:eastAsia="標楷體" w:hAnsi="標楷體" w:hint="eastAsia"/>
-        </w:rPr>
-        <w:t>變成聚類</w:t>
-      </w:r>
-      <w:proofErr w:type="gramEnd"/>
-      <w:r>
-        <w:rPr>
-          <w:rFonts w:ascii="標楷體" w:eastAsia="標楷體" w:hAnsi="標楷體" w:hint="eastAsia"/>
-        </w:rPr>
-        <w:t xml:space="preserve">1有AB </w:t>
-      </w:r>
-      <w:proofErr w:type="gramStart"/>
-      <w:r>
-        <w:rPr>
-          <w:rFonts w:ascii="標楷體" w:eastAsia="標楷體" w:hAnsi="標楷體" w:hint="eastAsia"/>
-        </w:rPr>
-        <w:t>聚類</w:t>
-      </w:r>
-      <w:proofErr w:type="gramEnd"/>
-      <w:r>
-        <w:rPr>
-          <w:rFonts w:ascii="標楷體" w:eastAsia="標楷體" w:hAnsi="標楷體" w:hint="eastAsia"/>
-        </w:rPr>
-        <w:t xml:space="preserve">2有DE </w:t>
-      </w:r>
-      <w:proofErr w:type="gramStart"/>
-      <w:r>
-        <w:rPr>
-          <w:rFonts w:ascii="標楷體" w:eastAsia="標楷體" w:hAnsi="標楷體" w:hint="eastAsia"/>
-        </w:rPr>
-        <w:t>聚類</w:t>
-      </w:r>
-      <w:proofErr w:type="gramEnd"/>
-      <w:r>
-        <w:rPr>
-          <w:rFonts w:ascii="標楷體" w:eastAsia="標楷體" w:hAnsi="標楷體" w:hint="eastAsia"/>
-        </w:rPr>
-        <w:t>3有C</w:t>
-      </w:r>
-    </w:p>
-    <w:p>
-      <w:pPr>
+          <w:color w:val="FF0000"/>
+        </w:rPr>
+        <w:t>此分群的結果與上次的相同,因此即為最後最佳的分群結果</w:t>
+      </w:r>
+      <w:r>
         <w:rPr>
           <w:rFonts w:ascii="標楷體" w:eastAsia="標楷體" w:hAnsi="標楷體" w:hint="eastAsia"/>
           <w:color w:val="0000FF"/>
         </w:rPr>
-      </w:pPr>
-      <w:r>
-        <w:rPr>
-          <w:rFonts w:ascii="標楷體" w:eastAsia="標楷體" w:hAnsi="標楷體" w:hint="eastAsia"/>
-          <w:color w:val="FF0000"/>
-        </w:rPr>
-        <w:t>此分群的結果與上次的相同,因此即為最後最佳的分群結果</w:t>
-      </w:r>
-      <w:bookmarkStart w:id="0" w:name="_GoBack"/>
-      <w:r>
-        <w:rPr>
-          <w:rFonts w:ascii="標楷體" w:eastAsia="標楷體" w:hAnsi="標楷體" w:hint="eastAsia"/>
+        <w:t>(藍色字體的</w:t>
+      </w:r>
+      <w:r>
+        <w:rPr>
+          <w:rFonts w:ascii="標楷體" w:eastAsia="標楷體" w:hAnsi="標楷體"/>
           <w:color w:val="0000FF"/>
         </w:rPr>
-        <w:t>(藍色字體的</w:t>
-      </w:r>
-      <w:r>
-        <w:rPr>
-          <w:rFonts w:ascii="標楷體" w:eastAsia="標楷體" w:hAnsi="標楷體"/>
-          <w:color w:val="0000FF"/>
-        </w:rPr>
         <w:t>)</w:t>
       </w:r>
     </w:p>
-    <w:bookmarkEnd w:id="0"/>
-    <w:p>
-      <w:pPr>
-        <w:rPr>
-          <w:rFonts w:ascii="標楷體" w:eastAsia="標楷體" w:hAnsi="標楷體" w:hint="eastAsia"/>
-        </w:rPr>
-      </w:pPr>
-    </w:p>
-    <w:p>
-      <w:pPr>
-        <w:rPr>
-          <w:rFonts w:ascii="標楷體" w:eastAsia="標楷體" w:hAnsi="標楷體"/>
-        </w:rPr>
-      </w:pPr>
-    </w:p>
-    <w:p>
-      <w:pPr>
-        <w:rPr>
-          <w:rFonts w:ascii="標楷體" w:eastAsia="標楷體" w:hAnsi="標楷體"/>
-        </w:rPr>
-      </w:pPr>
-    </w:p>
-    <w:p>
-      <w:pPr>
-        <w:rPr>
-          <w:rFonts w:ascii="標楷體" w:eastAsia="標楷體" w:hAnsi="標楷體"/>
-        </w:rPr>
-      </w:pPr>
-    </w:p>
-    <w:p>
-      <w:pPr>
-        <w:rPr>
-          <w:rFonts w:ascii="標楷體" w:eastAsia="標楷體" w:hAnsi="標楷體"/>
-        </w:rPr>
-      </w:pPr>
-    </w:p>
-    <w:p>
-      <w:pPr>
-        <w:rPr>
-          <w:rFonts w:ascii="標楷體" w:eastAsia="標楷體" w:hAnsi="標楷體"/>
-        </w:rPr>
-      </w:pPr>
-    </w:p>
-    <w:p>
-      <w:pPr>
-        <w:rPr>
-          <w:rFonts w:ascii="標楷體" w:eastAsia="標楷體" w:hAnsi="標楷體" w:hint="eastAsia"/>
+    <w:p>
+      <w:pPr>
+        <w:rPr>
+          <w:rFonts w:ascii="標楷體" w:eastAsia="標楷體" w:hAnsi="標楷體"/>
+        </w:rPr>
+      </w:pPr>
+    </w:p>
+    <w:p>
+      <w:pPr>
+        <w:rPr>
+          <w:rFonts w:ascii="標楷體" w:eastAsia="標楷體" w:hAnsi="標楷體"/>
+        </w:rPr>
+      </w:pPr>
+    </w:p>
+    <w:p>
+      <w:pPr>
+        <w:rPr>
+          <w:rFonts w:ascii="標楷體" w:eastAsia="標楷體" w:hAnsi="標楷體"/>
+        </w:rPr>
+      </w:pPr>
+    </w:p>
+    <w:p>
+      <w:pPr>
+        <w:rPr>
+          <w:rFonts w:ascii="標楷體" w:eastAsia="標楷體" w:hAnsi="標楷體"/>
+        </w:rPr>
+      </w:pPr>
+    </w:p>
+    <w:p>
+      <w:pPr>
+        <w:rPr>
+          <w:rFonts w:ascii="標楷體" w:eastAsia="標楷體" w:hAnsi="標楷體"/>
+        </w:rPr>
+      </w:pPr>
+    </w:p>
+    <w:p>
+      <w:pPr>
+        <w:rPr>
+          <w:rFonts w:ascii="標楷體" w:eastAsia="標楷體" w:hAnsi="標楷體"/>
+        </w:rPr>
+      </w:pPr>
+    </w:p>
+    <w:p>
+      <w:pPr>
+        <w:rPr>
+          <w:rFonts w:ascii="標楷體" w:eastAsia="標楷體" w:hAnsi="標楷體"/>
         </w:rPr>
       </w:pPr>
     </w:p>
@@ -7283,6 +6698,44 @@
     </w:sectPr>
   </w:body>
 </w:document>
+</file>
+
+<file path=word/endnotes.xml><?xml version="1.0" encoding="utf-8"?>
+<w:endnotes xmlns:wpc="http://schemas.microsoft.com/office/word/2010/wordprocessingCanvas" xmlns:cx="http://schemas.microsoft.com/office/drawing/2014/chartex" xmlns:mc="http://schemas.openxmlformats.org/markup-compatibility/2006" xmlns:o="urn:schemas-microsoft-com:office:office" xmlns:r="http://schemas.openxmlformats.org/officeDocument/2006/relationships" xmlns:m="http://schemas.openxmlformats.org/officeDocument/2006/math" xmlns:v="urn:schemas-microsoft-com:vml" xmlns:wp14="http://schemas.microsoft.com/office/word/2010/wordprocessingDrawing" xmlns:wp="http://schemas.openxmlformats.org/drawingml/2006/wordprocessingDrawing" xmlns:w10="urn:schemas-microsoft-com:office:word" xmlns:w="http://schemas.openxmlformats.org/wordprocessingml/2006/main" xmlns:w14="http://schemas.microsoft.com/office/word/2010/wordml" xmlns:w15="http://schemas.microsoft.com/office/word/2012/wordml" xmlns:w16se="http://schemas.microsoft.com/office/word/2015/wordml/symex" xmlns:wpg="http://schemas.microsoft.com/office/word/2010/wordprocessingGroup" xmlns:wpi="http://schemas.microsoft.com/office/word/2010/wordprocessingInk" xmlns:wne="http://schemas.microsoft.com/office/word/2006/wordml" xmlns:wps="http://schemas.microsoft.com/office/word/2010/wordprocessingShape" mc:Ignorable="w14 w15 w16se wp14">
+  <w:endnote w:type="separator" w:id="-1">
+    <w:p>
+      <w:r>
+        <w:separator/>
+      </w:r>
+    </w:p>
+  </w:endnote>
+  <w:endnote w:type="continuationSeparator" w:id="0">
+    <w:p>
+      <w:r>
+        <w:continuationSeparator/>
+      </w:r>
+    </w:p>
+  </w:endnote>
+</w:endnotes>
+</file>
+
+<file path=word/footnotes.xml><?xml version="1.0" encoding="utf-8"?>
+<w:footnotes xmlns:wpc="http://schemas.microsoft.com/office/word/2010/wordprocessingCanvas" xmlns:cx="http://schemas.microsoft.com/office/drawing/2014/chartex" xmlns:mc="http://schemas.openxmlformats.org/markup-compatibility/2006" xmlns:o="urn:schemas-microsoft-com:office:office" xmlns:r="http://schemas.openxmlformats.org/officeDocument/2006/relationships" xmlns:m="http://schemas.openxmlformats.org/officeDocument/2006/math" xmlns:v="urn:schemas-microsoft-com:vml" xmlns:wp14="http://schemas.microsoft.com/office/word/2010/wordprocessingDrawing" xmlns:wp="http://schemas.openxmlformats.org/drawingml/2006/wordprocessingDrawing" xmlns:w10="urn:schemas-microsoft-com:office:word" xmlns:w="http://schemas.openxmlformats.org/wordprocessingml/2006/main" xmlns:w14="http://schemas.microsoft.com/office/word/2010/wordml" xmlns:w15="http://schemas.microsoft.com/office/word/2012/wordml" xmlns:w16se="http://schemas.microsoft.com/office/word/2015/wordml/symex" xmlns:wpg="http://schemas.microsoft.com/office/word/2010/wordprocessingGroup" xmlns:wpi="http://schemas.microsoft.com/office/word/2010/wordprocessingInk" xmlns:wne="http://schemas.microsoft.com/office/word/2006/wordml" xmlns:wps="http://schemas.microsoft.com/office/word/2010/wordprocessingShape" mc:Ignorable="w14 w15 w16se wp14">
+  <w:footnote w:type="separator" w:id="-1">
+    <w:p>
+      <w:r>
+        <w:separator/>
+      </w:r>
+    </w:p>
+  </w:footnote>
+  <w:footnote w:type="continuationSeparator" w:id="0">
+    <w:p>
+      <w:r>
+        <w:continuationSeparator/>
+      </w:r>
+    </w:p>
+  </w:footnote>
+</w:footnotes>
 </file>
 
 <file path=word/styles.xml><?xml version="1.0" encoding="utf-8"?>
@@ -7682,6 +7135,7 @@
   <w:style w:type="character" w:default="1" w:styleId="a0">
     <w:name w:val="Default Paragraph Font"/>
     <w:uiPriority w:val="1"/>
+    <w:semiHidden/>
     <w:unhideWhenUsed/>
   </w:style>
   <w:style w:type="table" w:default="1" w:styleId="a1">
@@ -7737,6 +7191,66 @@
         <w:insideV w:val="single" w:sz="4" w:space="0" w:color="auto"/>
       </w:tblBorders>
     </w:tblPr>
+  </w:style>
+  <w:style w:type="paragraph" w:styleId="a4">
+    <w:name w:val="header"/>
+    <w:basedOn w:val="a"/>
+    <w:link w:val="a5"/>
+    <w:uiPriority w:val="99"/>
+    <w:unhideWhenUsed/>
+    <w:rsid w:val="006560A0"/>
+    <w:pPr>
+      <w:tabs>
+        <w:tab w:val="center" w:pos="4153"/>
+        <w:tab w:val="right" w:pos="8306"/>
+      </w:tabs>
+      <w:snapToGrid w:val="0"/>
+    </w:pPr>
+    <w:rPr>
+      <w:sz w:val="20"/>
+      <w:szCs w:val="20"/>
+    </w:rPr>
+  </w:style>
+  <w:style w:type="character" w:customStyle="1" w:styleId="a5">
+    <w:name w:val="頁首 字元"/>
+    <w:basedOn w:val="a0"/>
+    <w:link w:val="a4"/>
+    <w:uiPriority w:val="99"/>
+    <w:rsid w:val="006560A0"/>
+    <w:rPr>
+      <w:sz w:val="20"/>
+      <w:szCs w:val="20"/>
+    </w:rPr>
+  </w:style>
+  <w:style w:type="paragraph" w:styleId="a6">
+    <w:name w:val="footer"/>
+    <w:basedOn w:val="a"/>
+    <w:link w:val="a7"/>
+    <w:uiPriority w:val="99"/>
+    <w:unhideWhenUsed/>
+    <w:rsid w:val="006560A0"/>
+    <w:pPr>
+      <w:tabs>
+        <w:tab w:val="center" w:pos="4153"/>
+        <w:tab w:val="right" w:pos="8306"/>
+      </w:tabs>
+      <w:snapToGrid w:val="0"/>
+    </w:pPr>
+    <w:rPr>
+      <w:sz w:val="20"/>
+      <w:szCs w:val="20"/>
+    </w:rPr>
+  </w:style>
+  <w:style w:type="character" w:customStyle="1" w:styleId="a7">
+    <w:name w:val="頁尾 字元"/>
+    <w:basedOn w:val="a0"/>
+    <w:link w:val="a6"/>
+    <w:uiPriority w:val="99"/>
+    <w:rsid w:val="006560A0"/>
+    <w:rPr>
+      <w:sz w:val="20"/>
+      <w:szCs w:val="20"/>
+    </w:rPr>
   </w:style>
 </w:styles>
 </file>
